--- a/Tables/Final/Table9_dyspareunia.docx
+++ b/Tables/Final/Table9_dyspareunia.docx
@@ -19,7 +19,7 @@
       <w:tblGrid>
         <w:gridCol w:w="8383"/>
         <w:gridCol w:w="2368"/>
-        <w:gridCol w:w="3639"/>
+        <w:gridCol w:w="2368"/>
         <w:gridCol w:w="2368"/>
         <w:gridCol w:w="1090"/>
         <w:gridCol w:w="1585"/>
@@ -132,7 +132,7 @@
                 <w:szCs w:val="18"/>
                 <w:color w:val="000000"/>
               </w:rPr>
-              <w:t xml:space="preserve">Dysmenorrhea</w:t>
+              <w:t xml:space="preserve">Control</w:t>
             </w:r>
           </w:p>
         </w:tc>
@@ -185,7 +185,7 @@
                 <w:szCs w:val="18"/>
                 <w:color w:val="000000"/>
               </w:rPr>
-              <w:t xml:space="preserve">Dysmenorrhea plus Bladder Pain</w:t>
+              <w:t xml:space="preserve">Dysmenorrhea</w:t>
             </w:r>
           </w:p>
         </w:tc>
@@ -238,7 +238,7 @@
                 <w:szCs w:val="18"/>
                 <w:color w:val="000000"/>
               </w:rPr>
-              <w:t xml:space="preserve">Pain Free Control</w:t>
+              <w:t xml:space="preserve">DYSB</w:t>
             </w:r>
           </w:p>
         </w:tc>
@@ -456,7 +456,7 @@
                 <w:szCs w:val="18"/>
                 <w:color w:val="000000"/>
               </w:rPr>
-              <w:t xml:space="preserve">265</w:t>
+              <w:t xml:space="preserve">63</w:t>
             </w:r>
           </w:p>
         </w:tc>
@@ -509,7 +509,7 @@
                 <w:szCs w:val="18"/>
                 <w:color w:val="000000"/>
               </w:rPr>
-              <w:t xml:space="preserve">128</w:t>
+              <w:t xml:space="preserve">266</w:t>
             </w:r>
           </w:p>
         </w:tc>
@@ -562,7 +562,7 @@
                 <w:szCs w:val="18"/>
                 <w:color w:val="000000"/>
               </w:rPr>
-              <w:t xml:space="preserve">63</w:t>
+              <w:t xml:space="preserve">129</w:t>
             </w:r>
           </w:p>
         </w:tc>
@@ -780,113 +780,113 @@
                 <w:szCs w:val="18"/>
                 <w:color w:val="000000"/>
               </w:rPr>
-              <w:t xml:space="preserve">132 (58.1)</w:t>
-            </w:r>
-          </w:p>
-        </w:tc>
-        <w:tc>
-          <w:tcPr>
-            <w:tcBorders>
-              <w:bottom w:val="none" w:sz="0" w:space="0" w:color="000000"/>
-              <w:top w:val="none" w:sz="0" w:space="0" w:color="000000"/>
-              <w:left w:val="none" w:sz="0" w:space="0" w:color="000000"/>
-              <w:right w:val="none" w:sz="0" w:space="0" w:color="000000"/>
-            </w:tcBorders>
-            <w:shd w:val="clear" w:color="auto" w:fill="FFFFFF"/>
-            <w:tcMar>
-              <w:top w:w="0" w:type="dxa"/>
-              <w:bottom w:w="0" w:type="dxa"/>
-              <w:left w:w="0" w:type="dxa"/>
-              <w:right w:w="0" w:type="dxa"/>
-            </w:tcMar>
-            <w:vAlign w:val="center"/>
-          </w:tcPr>
-          <w:p>
-            <w:pPr>
-              <w:pStyle w:val="Normal"/>
-              <w:jc w:val="left"/>
-              <w:pBdr>
-                <w:bottom w:val="none" w:sz="0" w:space="0" w:color="000000"/>
-                <w:top w:val="none" w:sz="0" w:space="0" w:color="000000"/>
-                <w:left w:val="none" w:sz="0" w:space="0" w:color="000000"/>
-                <w:right w:val="none" w:sz="0" w:space="0" w:color="000000"/>
-              </w:pBdr>
-              <w:spacing w:after="100" w:before="100" w:line="240"/>
-              <w:ind w:left="100" w:right="100" w:firstLine="0" w:firstLineChars="0"/>
-              <w:rPr>
-                <w:rFonts w:ascii="Arial" w:hAnsi="Arial" w:eastAsia="Arial" w:cs="Arial"/>
-                <w:i w:val="false"/>
-                <w:b w:val="false"/>
-                <w:u w:val="none"/>
-                <w:sz w:val="18"/>
-                <w:szCs w:val="18"/>
-                <w:color w:val="000000"/>
-              </w:rPr>
-            </w:pPr>
-            <w:r>
-              <w:rPr>
-                <w:rFonts w:ascii="Arial" w:hAnsi="Arial" w:eastAsia="Arial" w:cs="Arial"/>
-                <w:i w:val="false"/>
-                <w:b w:val="false"/>
-                <w:u w:val="none"/>
-                <w:sz w:val="18"/>
-                <w:szCs w:val="18"/>
-                <w:color w:val="000000"/>
-              </w:rPr>
-              <w:t xml:space="preserve">68 (66.0)</w:t>
-            </w:r>
-          </w:p>
-        </w:tc>
-        <w:tc>
-          <w:tcPr>
-            <w:tcBorders>
-              <w:bottom w:val="none" w:sz="0" w:space="0" w:color="000000"/>
-              <w:top w:val="none" w:sz="0" w:space="0" w:color="000000"/>
-              <w:left w:val="none" w:sz="0" w:space="0" w:color="000000"/>
-              <w:right w:val="none" w:sz="0" w:space="0" w:color="000000"/>
-            </w:tcBorders>
-            <w:shd w:val="clear" w:color="auto" w:fill="FFFFFF"/>
-            <w:tcMar>
-              <w:top w:w="0" w:type="dxa"/>
-              <w:bottom w:w="0" w:type="dxa"/>
-              <w:left w:w="0" w:type="dxa"/>
-              <w:right w:w="0" w:type="dxa"/>
-            </w:tcMar>
-            <w:vAlign w:val="center"/>
-          </w:tcPr>
-          <w:p>
-            <w:pPr>
-              <w:pStyle w:val="Normal"/>
-              <w:jc w:val="left"/>
-              <w:pBdr>
-                <w:bottom w:val="none" w:sz="0" w:space="0" w:color="000000"/>
-                <w:top w:val="none" w:sz="0" w:space="0" w:color="000000"/>
-                <w:left w:val="none" w:sz="0" w:space="0" w:color="000000"/>
-                <w:right w:val="none" w:sz="0" w:space="0" w:color="000000"/>
-              </w:pBdr>
-              <w:spacing w:after="100" w:before="100" w:line="240"/>
-              <w:ind w:left="100" w:right="100" w:firstLine="0" w:firstLineChars="0"/>
-              <w:rPr>
-                <w:rFonts w:ascii="Arial" w:hAnsi="Arial" w:eastAsia="Arial" w:cs="Arial"/>
-                <w:i w:val="false"/>
-                <w:b w:val="false"/>
-                <w:u w:val="none"/>
-                <w:sz w:val="18"/>
-                <w:szCs w:val="18"/>
-                <w:color w:val="000000"/>
-              </w:rPr>
-            </w:pPr>
-            <w:r>
-              <w:rPr>
-                <w:rFonts w:ascii="Arial" w:hAnsi="Arial" w:eastAsia="Arial" w:cs="Arial"/>
-                <w:i w:val="false"/>
-                <w:b w:val="false"/>
-                <w:u w:val="none"/>
-                <w:sz w:val="18"/>
-                <w:szCs w:val="18"/>
-                <w:color w:val="000000"/>
-              </w:rPr>
-              <w:t xml:space="preserve">19 (37.3)</w:t>
+              <w:t xml:space="preserve">19 (37.3%)</w:t>
+            </w:r>
+          </w:p>
+        </w:tc>
+        <w:tc>
+          <w:tcPr>
+            <w:tcBorders>
+              <w:bottom w:val="none" w:sz="0" w:space="0" w:color="000000"/>
+              <w:top w:val="none" w:sz="0" w:space="0" w:color="000000"/>
+              <w:left w:val="none" w:sz="0" w:space="0" w:color="000000"/>
+              <w:right w:val="none" w:sz="0" w:space="0" w:color="000000"/>
+            </w:tcBorders>
+            <w:shd w:val="clear" w:color="auto" w:fill="FFFFFF"/>
+            <w:tcMar>
+              <w:top w:w="0" w:type="dxa"/>
+              <w:bottom w:w="0" w:type="dxa"/>
+              <w:left w:w="0" w:type="dxa"/>
+              <w:right w:w="0" w:type="dxa"/>
+            </w:tcMar>
+            <w:vAlign w:val="center"/>
+          </w:tcPr>
+          <w:p>
+            <w:pPr>
+              <w:pStyle w:val="Normal"/>
+              <w:jc w:val="left"/>
+              <w:pBdr>
+                <w:bottom w:val="none" w:sz="0" w:space="0" w:color="000000"/>
+                <w:top w:val="none" w:sz="0" w:space="0" w:color="000000"/>
+                <w:left w:val="none" w:sz="0" w:space="0" w:color="000000"/>
+                <w:right w:val="none" w:sz="0" w:space="0" w:color="000000"/>
+              </w:pBdr>
+              <w:spacing w:after="100" w:before="100" w:line="240"/>
+              <w:ind w:left="100" w:right="100" w:firstLine="0" w:firstLineChars="0"/>
+              <w:rPr>
+                <w:rFonts w:ascii="Arial" w:hAnsi="Arial" w:eastAsia="Arial" w:cs="Arial"/>
+                <w:i w:val="false"/>
+                <w:b w:val="false"/>
+                <w:u w:val="none"/>
+                <w:sz w:val="18"/>
+                <w:szCs w:val="18"/>
+                <w:color w:val="000000"/>
+              </w:rPr>
+            </w:pPr>
+            <w:r>
+              <w:rPr>
+                <w:rFonts w:ascii="Arial" w:hAnsi="Arial" w:eastAsia="Arial" w:cs="Arial"/>
+                <w:i w:val="false"/>
+                <w:b w:val="false"/>
+                <w:u w:val="none"/>
+                <w:sz w:val="18"/>
+                <w:szCs w:val="18"/>
+                <w:color w:val="000000"/>
+              </w:rPr>
+              <w:t xml:space="preserve">132 (57.9%)</w:t>
+            </w:r>
+          </w:p>
+        </w:tc>
+        <w:tc>
+          <w:tcPr>
+            <w:tcBorders>
+              <w:bottom w:val="none" w:sz="0" w:space="0" w:color="000000"/>
+              <w:top w:val="none" w:sz="0" w:space="0" w:color="000000"/>
+              <w:left w:val="none" w:sz="0" w:space="0" w:color="000000"/>
+              <w:right w:val="none" w:sz="0" w:space="0" w:color="000000"/>
+            </w:tcBorders>
+            <w:shd w:val="clear" w:color="auto" w:fill="FFFFFF"/>
+            <w:tcMar>
+              <w:top w:w="0" w:type="dxa"/>
+              <w:bottom w:w="0" w:type="dxa"/>
+              <w:left w:w="0" w:type="dxa"/>
+              <w:right w:w="0" w:type="dxa"/>
+            </w:tcMar>
+            <w:vAlign w:val="center"/>
+          </w:tcPr>
+          <w:p>
+            <w:pPr>
+              <w:pStyle w:val="Normal"/>
+              <w:jc w:val="left"/>
+              <w:pBdr>
+                <w:bottom w:val="none" w:sz="0" w:space="0" w:color="000000"/>
+                <w:top w:val="none" w:sz="0" w:space="0" w:color="000000"/>
+                <w:left w:val="none" w:sz="0" w:space="0" w:color="000000"/>
+                <w:right w:val="none" w:sz="0" w:space="0" w:color="000000"/>
+              </w:pBdr>
+              <w:spacing w:after="100" w:before="100" w:line="240"/>
+              <w:ind w:left="100" w:right="100" w:firstLine="0" w:firstLineChars="0"/>
+              <w:rPr>
+                <w:rFonts w:ascii="Arial" w:hAnsi="Arial" w:eastAsia="Arial" w:cs="Arial"/>
+                <w:i w:val="false"/>
+                <w:b w:val="false"/>
+                <w:u w:val="none"/>
+                <w:sz w:val="18"/>
+                <w:szCs w:val="18"/>
+                <w:color w:val="000000"/>
+              </w:rPr>
+            </w:pPr>
+            <w:r>
+              <w:rPr>
+                <w:rFonts w:ascii="Arial" w:hAnsi="Arial" w:eastAsia="Arial" w:cs="Arial"/>
+                <w:i w:val="false"/>
+                <w:b w:val="false"/>
+                <w:u w:val="none"/>
+                <w:sz w:val="18"/>
+                <w:szCs w:val="18"/>
+                <w:color w:val="000000"/>
+              </w:rPr>
+              <w:t xml:space="preserve">69 (66.3%)</w:t>
             </w:r>
           </w:p>
         </w:tc>
@@ -992,7 +992,7 @@
                 <w:szCs w:val="18"/>
                 <w:color w:val="000000"/>
               </w:rPr>
-              <w:t xml:space="preserve">0.217</w:t>
+              <w:t xml:space="preserve">0.180</w:t>
             </w:r>
           </w:p>
         </w:tc>
@@ -1104,6 +1104,59 @@
                 <w:szCs w:val="18"/>
                 <w:color w:val="000000"/>
               </w:rPr>
+              <w:t xml:space="preserve">20.00 [18.00, 21.75]</w:t>
+            </w:r>
+          </w:p>
+        </w:tc>
+        <w:tc>
+          <w:tcPr>
+            <w:tcBorders>
+              <w:bottom w:val="none" w:sz="0" w:space="0" w:color="000000"/>
+              <w:top w:val="none" w:sz="0" w:space="0" w:color="000000"/>
+              <w:left w:val="none" w:sz="0" w:space="0" w:color="000000"/>
+              <w:right w:val="none" w:sz="0" w:space="0" w:color="000000"/>
+            </w:tcBorders>
+            <w:shd w:val="clear" w:color="auto" w:fill="FFFFFF"/>
+            <w:tcMar>
+              <w:top w:w="0" w:type="dxa"/>
+              <w:bottom w:w="0" w:type="dxa"/>
+              <w:left w:w="0" w:type="dxa"/>
+              <w:right w:w="0" w:type="dxa"/>
+            </w:tcMar>
+            <w:vAlign w:val="center"/>
+          </w:tcPr>
+          <w:p>
+            <w:pPr>
+              <w:pStyle w:val="Normal"/>
+              <w:jc w:val="left"/>
+              <w:pBdr>
+                <w:bottom w:val="none" w:sz="0" w:space="0" w:color="000000"/>
+                <w:top w:val="none" w:sz="0" w:space="0" w:color="000000"/>
+                <w:left w:val="none" w:sz="0" w:space="0" w:color="000000"/>
+                <w:right w:val="none" w:sz="0" w:space="0" w:color="000000"/>
+              </w:pBdr>
+              <w:spacing w:after="100" w:before="100" w:line="240"/>
+              <w:ind w:left="100" w:right="100" w:firstLine="0" w:firstLineChars="0"/>
+              <w:rPr>
+                <w:rFonts w:ascii="Arial" w:hAnsi="Arial" w:eastAsia="Arial" w:cs="Arial"/>
+                <w:i w:val="false"/>
+                <w:b w:val="false"/>
+                <w:u w:val="none"/>
+                <w:sz w:val="18"/>
+                <w:szCs w:val="18"/>
+                <w:color w:val="000000"/>
+              </w:rPr>
+            </w:pPr>
+            <w:r>
+              <w:rPr>
+                <w:rFonts w:ascii="Arial" w:hAnsi="Arial" w:eastAsia="Arial" w:cs="Arial"/>
+                <w:i w:val="false"/>
+                <w:b w:val="false"/>
+                <w:u w:val="none"/>
+                <w:sz w:val="18"/>
+                <w:szCs w:val="18"/>
+                <w:color w:val="000000"/>
+              </w:rPr>
               <w:t xml:space="preserve">21.00 [18.25, 23.75]</w:t>
             </w:r>
           </w:p>
@@ -1157,166 +1210,113 @@
                 <w:szCs w:val="18"/>
                 <w:color w:val="000000"/>
               </w:rPr>
-              <w:t xml:space="preserve">21.00 [19.00, 23.25]</w:t>
-            </w:r>
-          </w:p>
-        </w:tc>
-        <w:tc>
-          <w:tcPr>
-            <w:tcBorders>
-              <w:bottom w:val="none" w:sz="0" w:space="0" w:color="000000"/>
-              <w:top w:val="none" w:sz="0" w:space="0" w:color="000000"/>
-              <w:left w:val="none" w:sz="0" w:space="0" w:color="000000"/>
-              <w:right w:val="none" w:sz="0" w:space="0" w:color="000000"/>
-            </w:tcBorders>
-            <w:shd w:val="clear" w:color="auto" w:fill="FFFFFF"/>
-            <w:tcMar>
-              <w:top w:w="0" w:type="dxa"/>
-              <w:bottom w:w="0" w:type="dxa"/>
-              <w:left w:w="0" w:type="dxa"/>
-              <w:right w:w="0" w:type="dxa"/>
-            </w:tcMar>
-            <w:vAlign w:val="center"/>
-          </w:tcPr>
-          <w:p>
-            <w:pPr>
-              <w:pStyle w:val="Normal"/>
-              <w:jc w:val="left"/>
-              <w:pBdr>
-                <w:bottom w:val="none" w:sz="0" w:space="0" w:color="000000"/>
-                <w:top w:val="none" w:sz="0" w:space="0" w:color="000000"/>
-                <w:left w:val="none" w:sz="0" w:space="0" w:color="000000"/>
-                <w:right w:val="none" w:sz="0" w:space="0" w:color="000000"/>
-              </w:pBdr>
-              <w:spacing w:after="100" w:before="100" w:line="240"/>
-              <w:ind w:left="100" w:right="100" w:firstLine="0" w:firstLineChars="0"/>
-              <w:rPr>
-                <w:rFonts w:ascii="Arial" w:hAnsi="Arial" w:eastAsia="Arial" w:cs="Arial"/>
-                <w:i w:val="false"/>
-                <w:b w:val="false"/>
-                <w:u w:val="none"/>
-                <w:sz w:val="18"/>
-                <w:szCs w:val="18"/>
-                <w:color w:val="000000"/>
-              </w:rPr>
-            </w:pPr>
-            <w:r>
-              <w:rPr>
-                <w:rFonts w:ascii="Arial" w:hAnsi="Arial" w:eastAsia="Arial" w:cs="Arial"/>
-                <w:i w:val="false"/>
-                <w:b w:val="false"/>
-                <w:u w:val="none"/>
-                <w:sz w:val="18"/>
-                <w:szCs w:val="18"/>
-                <w:color w:val="000000"/>
-              </w:rPr>
-              <w:t xml:space="preserve">20.00 [18.00, 21.75]</w:t>
-            </w:r>
-          </w:p>
-        </w:tc>
-        <w:tc>
-          <w:tcPr>
-            <w:tcBorders>
-              <w:bottom w:val="none" w:sz="0" w:space="0" w:color="000000"/>
-              <w:top w:val="none" w:sz="0" w:space="0" w:color="000000"/>
-              <w:left w:val="none" w:sz="0" w:space="0" w:color="000000"/>
-              <w:right w:val="none" w:sz="0" w:space="0" w:color="000000"/>
-            </w:tcBorders>
-            <w:shd w:val="clear" w:color="auto" w:fill="FFFFFF"/>
-            <w:tcMar>
-              <w:top w:w="0" w:type="dxa"/>
-              <w:bottom w:w="0" w:type="dxa"/>
-              <w:left w:w="0" w:type="dxa"/>
-              <w:right w:w="0" w:type="dxa"/>
-            </w:tcMar>
-            <w:vAlign w:val="center"/>
-          </w:tcPr>
-          <w:p>
-            <w:pPr>
-              <w:pStyle w:val="Normal"/>
-              <w:jc w:val="left"/>
-              <w:pBdr>
-                <w:bottom w:val="none" w:sz="0" w:space="0" w:color="000000"/>
-                <w:top w:val="none" w:sz="0" w:space="0" w:color="000000"/>
-                <w:left w:val="none" w:sz="0" w:space="0" w:color="000000"/>
-                <w:right w:val="none" w:sz="0" w:space="0" w:color="000000"/>
-              </w:pBdr>
-              <w:spacing w:after="100" w:before="100" w:line="240"/>
-              <w:ind w:left="100" w:right="100" w:firstLine="0" w:firstLineChars="0"/>
-              <w:rPr>
-                <w:rFonts w:ascii="Arial" w:hAnsi="Arial" w:eastAsia="Arial" w:cs="Arial"/>
-                <w:i w:val="false"/>
-                <w:b w:val="false"/>
-                <w:u w:val="none"/>
-                <w:sz w:val="18"/>
-                <w:szCs w:val="18"/>
-                <w:color w:val="000000"/>
-              </w:rPr>
-            </w:pPr>
-            <w:r>
-              <w:rPr>
-                <w:rFonts w:ascii="Arial" w:hAnsi="Arial" w:eastAsia="Arial" w:cs="Arial"/>
-                <w:i w:val="false"/>
-                <w:b w:val="false"/>
-                <w:u w:val="none"/>
-                <w:sz w:val="18"/>
-                <w:szCs w:val="18"/>
-                <w:color w:val="000000"/>
-              </w:rPr>
-              <w:t xml:space="preserve">0.510</w:t>
-            </w:r>
-          </w:p>
-        </w:tc>
-        <w:tc>
-          <w:tcPr>
-            <w:tcBorders>
-              <w:bottom w:val="none" w:sz="0" w:space="0" w:color="000000"/>
-              <w:top w:val="none" w:sz="0" w:space="0" w:color="000000"/>
-              <w:left w:val="none" w:sz="0" w:space="0" w:color="000000"/>
-              <w:right w:val="none" w:sz="0" w:space="0" w:color="000000"/>
-            </w:tcBorders>
-            <w:shd w:val="clear" w:color="auto" w:fill="FFFFFF"/>
-            <w:tcMar>
-              <w:top w:w="0" w:type="dxa"/>
-              <w:bottom w:w="0" w:type="dxa"/>
-              <w:left w:w="0" w:type="dxa"/>
-              <w:right w:w="0" w:type="dxa"/>
-            </w:tcMar>
-            <w:vAlign w:val="center"/>
-          </w:tcPr>
-          <w:p>
-            <w:pPr>
-              <w:pStyle w:val="Normal"/>
-              <w:jc w:val="left"/>
-              <w:pBdr>
-                <w:bottom w:val="none" w:sz="0" w:space="0" w:color="000000"/>
-                <w:top w:val="none" w:sz="0" w:space="0" w:color="000000"/>
-                <w:left w:val="none" w:sz="0" w:space="0" w:color="000000"/>
-                <w:right w:val="none" w:sz="0" w:space="0" w:color="000000"/>
-              </w:pBdr>
-              <w:spacing w:after="100" w:before="100" w:line="240"/>
-              <w:ind w:left="100" w:right="100" w:firstLine="0" w:firstLineChars="0"/>
-              <w:rPr>
-                <w:rFonts w:ascii="Arial" w:hAnsi="Arial" w:eastAsia="Arial" w:cs="Arial"/>
-                <w:i w:val="false"/>
-                <w:b w:val="false"/>
-                <w:u w:val="none"/>
-                <w:sz w:val="18"/>
-                <w:szCs w:val="18"/>
-                <w:color w:val="000000"/>
-              </w:rPr>
-            </w:pPr>
-            <w:r>
-              <w:rPr>
-                <w:rFonts w:ascii="Arial" w:hAnsi="Arial" w:eastAsia="Arial" w:cs="Arial"/>
-                <w:i w:val="false"/>
-                <w:b w:val="false"/>
-                <w:u w:val="none"/>
-                <w:sz w:val="18"/>
-                <w:szCs w:val="18"/>
-                <w:color w:val="000000"/>
-              </w:rPr>
-              <w:t xml:space="preserve">0.777</w:t>
+              <w:t xml:space="preserve">21.00 [19.00, 23.00]</w:t>
+            </w:r>
+          </w:p>
+        </w:tc>
+        <w:tc>
+          <w:tcPr>
+            <w:tcBorders>
+              <w:bottom w:val="none" w:sz="0" w:space="0" w:color="000000"/>
+              <w:top w:val="none" w:sz="0" w:space="0" w:color="000000"/>
+              <w:left w:val="none" w:sz="0" w:space="0" w:color="000000"/>
+              <w:right w:val="none" w:sz="0" w:space="0" w:color="000000"/>
+            </w:tcBorders>
+            <w:shd w:val="clear" w:color="auto" w:fill="FFFFFF"/>
+            <w:tcMar>
+              <w:top w:w="0" w:type="dxa"/>
+              <w:bottom w:w="0" w:type="dxa"/>
+              <w:left w:w="0" w:type="dxa"/>
+              <w:right w:w="0" w:type="dxa"/>
+            </w:tcMar>
+            <w:vAlign w:val="center"/>
+          </w:tcPr>
+          <w:p>
+            <w:pPr>
+              <w:pStyle w:val="Normal"/>
+              <w:jc w:val="left"/>
+              <w:pBdr>
+                <w:bottom w:val="none" w:sz="0" w:space="0" w:color="000000"/>
+                <w:top w:val="none" w:sz="0" w:space="0" w:color="000000"/>
+                <w:left w:val="none" w:sz="0" w:space="0" w:color="000000"/>
+                <w:right w:val="none" w:sz="0" w:space="0" w:color="000000"/>
+              </w:pBdr>
+              <w:spacing w:after="100" w:before="100" w:line="240"/>
+              <w:ind w:left="100" w:right="100" w:firstLine="0" w:firstLineChars="0"/>
+              <w:rPr>
+                <w:rFonts w:ascii="Arial" w:hAnsi="Arial" w:eastAsia="Arial" w:cs="Arial"/>
+                <w:i w:val="false"/>
+                <w:b w:val="false"/>
+                <w:u w:val="none"/>
+                <w:sz w:val="18"/>
+                <w:szCs w:val="18"/>
+                <w:color w:val="000000"/>
+              </w:rPr>
+            </w:pPr>
+            <w:r>
+              <w:rPr>
+                <w:rFonts w:ascii="Arial" w:hAnsi="Arial" w:eastAsia="Arial" w:cs="Arial"/>
+                <w:i w:val="false"/>
+                <w:b w:val="false"/>
+                <w:u w:val="none"/>
+                <w:sz w:val="18"/>
+                <w:szCs w:val="18"/>
+                <w:color w:val="000000"/>
+              </w:rPr>
+              <w:t xml:space="preserve">0.540</w:t>
+            </w:r>
+          </w:p>
+        </w:tc>
+        <w:tc>
+          <w:tcPr>
+            <w:tcBorders>
+              <w:bottom w:val="none" w:sz="0" w:space="0" w:color="000000"/>
+              <w:top w:val="none" w:sz="0" w:space="0" w:color="000000"/>
+              <w:left w:val="none" w:sz="0" w:space="0" w:color="000000"/>
+              <w:right w:val="none" w:sz="0" w:space="0" w:color="000000"/>
+            </w:tcBorders>
+            <w:shd w:val="clear" w:color="auto" w:fill="FFFFFF"/>
+            <w:tcMar>
+              <w:top w:w="0" w:type="dxa"/>
+              <w:bottom w:w="0" w:type="dxa"/>
+              <w:left w:w="0" w:type="dxa"/>
+              <w:right w:w="0" w:type="dxa"/>
+            </w:tcMar>
+            <w:vAlign w:val="center"/>
+          </w:tcPr>
+          <w:p>
+            <w:pPr>
+              <w:pStyle w:val="Normal"/>
+              <w:jc w:val="left"/>
+              <w:pBdr>
+                <w:bottom w:val="none" w:sz="0" w:space="0" w:color="000000"/>
+                <w:top w:val="none" w:sz="0" w:space="0" w:color="000000"/>
+                <w:left w:val="none" w:sz="0" w:space="0" w:color="000000"/>
+                <w:right w:val="none" w:sz="0" w:space="0" w:color="000000"/>
+              </w:pBdr>
+              <w:spacing w:after="100" w:before="100" w:line="240"/>
+              <w:ind w:left="100" w:right="100" w:firstLine="0" w:firstLineChars="0"/>
+              <w:rPr>
+                <w:rFonts w:ascii="Arial" w:hAnsi="Arial" w:eastAsia="Arial" w:cs="Arial"/>
+                <w:i w:val="false"/>
+                <w:b w:val="false"/>
+                <w:u w:val="none"/>
+                <w:sz w:val="18"/>
+                <w:szCs w:val="18"/>
+                <w:color w:val="000000"/>
+              </w:rPr>
+            </w:pPr>
+            <w:r>
+              <w:rPr>
+                <w:rFonts w:ascii="Arial" w:hAnsi="Arial" w:eastAsia="Arial" w:cs="Arial"/>
+                <w:i w:val="false"/>
+                <w:b w:val="false"/>
+                <w:u w:val="none"/>
+                <w:sz w:val="18"/>
+                <w:szCs w:val="18"/>
+                <w:color w:val="000000"/>
+              </w:rPr>
+              <w:t xml:space="preserve">0.866</w:t>
             </w:r>
           </w:p>
         </w:tc>
@@ -1587,60 +1587,60 @@
                 <w:szCs w:val="18"/>
                 <w:color w:val="000000"/>
               </w:rPr>
-              <w:t xml:space="preserve">0.015</w:t>
-            </w:r>
-          </w:p>
-        </w:tc>
-        <w:tc>
-          <w:tcPr>
-            <w:tcBorders>
-              <w:bottom w:val="none" w:sz="0" w:space="0" w:color="000000"/>
-              <w:top w:val="none" w:sz="0" w:space="0" w:color="000000"/>
-              <w:left w:val="none" w:sz="0" w:space="0" w:color="000000"/>
-              <w:right w:val="none" w:sz="0" w:space="0" w:color="000000"/>
-            </w:tcBorders>
-            <w:shd w:val="clear" w:color="auto" w:fill="FFFFFF"/>
-            <w:tcMar>
-              <w:top w:w="0" w:type="dxa"/>
-              <w:bottom w:w="0" w:type="dxa"/>
-              <w:left w:w="0" w:type="dxa"/>
-              <w:right w:w="0" w:type="dxa"/>
-            </w:tcMar>
-            <w:vAlign w:val="center"/>
-          </w:tcPr>
-          <w:p>
-            <w:pPr>
-              <w:pStyle w:val="Normal"/>
-              <w:jc w:val="left"/>
-              <w:pBdr>
-                <w:bottom w:val="none" w:sz="0" w:space="0" w:color="000000"/>
-                <w:top w:val="none" w:sz="0" w:space="0" w:color="000000"/>
-                <w:left w:val="none" w:sz="0" w:space="0" w:color="000000"/>
-                <w:right w:val="none" w:sz="0" w:space="0" w:color="000000"/>
-              </w:pBdr>
-              <w:spacing w:after="100" w:before="100" w:line="240"/>
-              <w:ind w:left="100" w:right="100" w:firstLine="0" w:firstLineChars="0"/>
-              <w:rPr>
-                <w:rFonts w:ascii="Arial" w:hAnsi="Arial" w:eastAsia="Arial" w:cs="Arial"/>
-                <w:i w:val="false"/>
-                <w:b w:val="false"/>
-                <w:u w:val="none"/>
-                <w:sz w:val="18"/>
-                <w:szCs w:val="18"/>
-                <w:color w:val="000000"/>
-              </w:rPr>
-            </w:pPr>
-            <w:r>
-              <w:rPr>
-                <w:rFonts w:ascii="Arial" w:hAnsi="Arial" w:eastAsia="Arial" w:cs="Arial"/>
-                <w:i w:val="false"/>
-                <w:b w:val="false"/>
-                <w:u w:val="none"/>
-                <w:sz w:val="18"/>
-                <w:szCs w:val="18"/>
-                <w:color w:val="000000"/>
-              </w:rPr>
-              <w:t xml:space="preserve">0.549</w:t>
+              <w:t xml:space="preserve">0.013</w:t>
+            </w:r>
+          </w:p>
+        </w:tc>
+        <w:tc>
+          <w:tcPr>
+            <w:tcBorders>
+              <w:bottom w:val="none" w:sz="0" w:space="0" w:color="000000"/>
+              <w:top w:val="none" w:sz="0" w:space="0" w:color="000000"/>
+              <w:left w:val="none" w:sz="0" w:space="0" w:color="000000"/>
+              <w:right w:val="none" w:sz="0" w:space="0" w:color="000000"/>
+            </w:tcBorders>
+            <w:shd w:val="clear" w:color="auto" w:fill="FFFFFF"/>
+            <w:tcMar>
+              <w:top w:w="0" w:type="dxa"/>
+              <w:bottom w:w="0" w:type="dxa"/>
+              <w:left w:w="0" w:type="dxa"/>
+              <w:right w:w="0" w:type="dxa"/>
+            </w:tcMar>
+            <w:vAlign w:val="center"/>
+          </w:tcPr>
+          <w:p>
+            <w:pPr>
+              <w:pStyle w:val="Normal"/>
+              <w:jc w:val="left"/>
+              <w:pBdr>
+                <w:bottom w:val="none" w:sz="0" w:space="0" w:color="000000"/>
+                <w:top w:val="none" w:sz="0" w:space="0" w:color="000000"/>
+                <w:left w:val="none" w:sz="0" w:space="0" w:color="000000"/>
+                <w:right w:val="none" w:sz="0" w:space="0" w:color="000000"/>
+              </w:pBdr>
+              <w:spacing w:after="100" w:before="100" w:line="240"/>
+              <w:ind w:left="100" w:right="100" w:firstLine="0" w:firstLineChars="0"/>
+              <w:rPr>
+                <w:rFonts w:ascii="Arial" w:hAnsi="Arial" w:eastAsia="Arial" w:cs="Arial"/>
+                <w:i w:val="false"/>
+                <w:b w:val="false"/>
+                <w:u w:val="none"/>
+                <w:sz w:val="18"/>
+                <w:szCs w:val="18"/>
+                <w:color w:val="000000"/>
+              </w:rPr>
+            </w:pPr>
+            <w:r>
+              <w:rPr>
+                <w:rFonts w:ascii="Arial" w:hAnsi="Arial" w:eastAsia="Arial" w:cs="Arial"/>
+                <w:i w:val="false"/>
+                <w:b w:val="false"/>
+                <w:u w:val="none"/>
+                <w:sz w:val="18"/>
+                <w:szCs w:val="18"/>
+                <w:color w:val="000000"/>
+              </w:rPr>
+              <w:t xml:space="preserve">0.484</w:t>
             </w:r>
           </w:p>
         </w:tc>
@@ -1752,113 +1752,113 @@
                 <w:szCs w:val="18"/>
                 <w:color w:val="000000"/>
               </w:rPr>
-              <w:t xml:space="preserve">181 (68.8)</w:t>
-            </w:r>
-          </w:p>
-        </w:tc>
-        <w:tc>
-          <w:tcPr>
-            <w:tcBorders>
-              <w:bottom w:val="none" w:sz="0" w:space="0" w:color="000000"/>
-              <w:top w:val="none" w:sz="0" w:space="0" w:color="000000"/>
-              <w:left w:val="none" w:sz="0" w:space="0" w:color="000000"/>
-              <w:right w:val="none" w:sz="0" w:space="0" w:color="000000"/>
-            </w:tcBorders>
-            <w:shd w:val="clear" w:color="auto" w:fill="FFFFFF"/>
-            <w:tcMar>
-              <w:top w:w="0" w:type="dxa"/>
-              <w:bottom w:w="0" w:type="dxa"/>
-              <w:left w:w="0" w:type="dxa"/>
-              <w:right w:w="0" w:type="dxa"/>
-            </w:tcMar>
-            <w:vAlign w:val="center"/>
-          </w:tcPr>
-          <w:p>
-            <w:pPr>
-              <w:pStyle w:val="Normal"/>
-              <w:jc w:val="left"/>
-              <w:pBdr>
-                <w:bottom w:val="none" w:sz="0" w:space="0" w:color="000000"/>
-                <w:top w:val="none" w:sz="0" w:space="0" w:color="000000"/>
-                <w:left w:val="none" w:sz="0" w:space="0" w:color="000000"/>
-                <w:right w:val="none" w:sz="0" w:space="0" w:color="000000"/>
-              </w:pBdr>
-              <w:spacing w:after="100" w:before="100" w:line="240"/>
-              <w:ind w:left="100" w:right="100" w:firstLine="0" w:firstLineChars="0"/>
-              <w:rPr>
-                <w:rFonts w:ascii="Arial" w:hAnsi="Arial" w:eastAsia="Arial" w:cs="Arial"/>
-                <w:i w:val="false"/>
-                <w:b w:val="false"/>
-                <w:u w:val="none"/>
-                <w:sz w:val="18"/>
-                <w:szCs w:val="18"/>
-                <w:color w:val="000000"/>
-              </w:rPr>
-            </w:pPr>
-            <w:r>
-              <w:rPr>
-                <w:rFonts w:ascii="Arial" w:hAnsi="Arial" w:eastAsia="Arial" w:cs="Arial"/>
-                <w:i w:val="false"/>
-                <w:b w:val="false"/>
-                <w:u w:val="none"/>
-                <w:sz w:val="18"/>
-                <w:szCs w:val="18"/>
-                <w:color w:val="000000"/>
-              </w:rPr>
-              <w:t xml:space="preserve">79 (61.7)</w:t>
-            </w:r>
-          </w:p>
-        </w:tc>
-        <w:tc>
-          <w:tcPr>
-            <w:tcBorders>
-              <w:bottom w:val="none" w:sz="0" w:space="0" w:color="000000"/>
-              <w:top w:val="none" w:sz="0" w:space="0" w:color="000000"/>
-              <w:left w:val="none" w:sz="0" w:space="0" w:color="000000"/>
-              <w:right w:val="none" w:sz="0" w:space="0" w:color="000000"/>
-            </w:tcBorders>
-            <w:shd w:val="clear" w:color="auto" w:fill="FFFFFF"/>
-            <w:tcMar>
-              <w:top w:w="0" w:type="dxa"/>
-              <w:bottom w:w="0" w:type="dxa"/>
-              <w:left w:w="0" w:type="dxa"/>
-              <w:right w:w="0" w:type="dxa"/>
-            </w:tcMar>
-            <w:vAlign w:val="center"/>
-          </w:tcPr>
-          <w:p>
-            <w:pPr>
-              <w:pStyle w:val="Normal"/>
-              <w:jc w:val="left"/>
-              <w:pBdr>
-                <w:bottom w:val="none" w:sz="0" w:space="0" w:color="000000"/>
-                <w:top w:val="none" w:sz="0" w:space="0" w:color="000000"/>
-                <w:left w:val="none" w:sz="0" w:space="0" w:color="000000"/>
-                <w:right w:val="none" w:sz="0" w:space="0" w:color="000000"/>
-              </w:pBdr>
-              <w:spacing w:after="100" w:before="100" w:line="240"/>
-              <w:ind w:left="100" w:right="100" w:firstLine="0" w:firstLineChars="0"/>
-              <w:rPr>
-                <w:rFonts w:ascii="Arial" w:hAnsi="Arial" w:eastAsia="Arial" w:cs="Arial"/>
-                <w:i w:val="false"/>
-                <w:b w:val="false"/>
-                <w:u w:val="none"/>
-                <w:sz w:val="18"/>
-                <w:szCs w:val="18"/>
-                <w:color w:val="000000"/>
-              </w:rPr>
-            </w:pPr>
-            <w:r>
-              <w:rPr>
-                <w:rFonts w:ascii="Arial" w:hAnsi="Arial" w:eastAsia="Arial" w:cs="Arial"/>
-                <w:i w:val="false"/>
-                <w:b w:val="false"/>
-                <w:u w:val="none"/>
-                <w:sz w:val="18"/>
-                <w:szCs w:val="18"/>
-                <w:color w:val="000000"/>
-              </w:rPr>
-              <w:t xml:space="preserve">56 (88.9)</w:t>
+              <w:t xml:space="preserve">56 (88.9%)</w:t>
+            </w:r>
+          </w:p>
+        </w:tc>
+        <w:tc>
+          <w:tcPr>
+            <w:tcBorders>
+              <w:bottom w:val="none" w:sz="0" w:space="0" w:color="000000"/>
+              <w:top w:val="none" w:sz="0" w:space="0" w:color="000000"/>
+              <w:left w:val="none" w:sz="0" w:space="0" w:color="000000"/>
+              <w:right w:val="none" w:sz="0" w:space="0" w:color="000000"/>
+            </w:tcBorders>
+            <w:shd w:val="clear" w:color="auto" w:fill="FFFFFF"/>
+            <w:tcMar>
+              <w:top w:w="0" w:type="dxa"/>
+              <w:bottom w:w="0" w:type="dxa"/>
+              <w:left w:w="0" w:type="dxa"/>
+              <w:right w:w="0" w:type="dxa"/>
+            </w:tcMar>
+            <w:vAlign w:val="center"/>
+          </w:tcPr>
+          <w:p>
+            <w:pPr>
+              <w:pStyle w:val="Normal"/>
+              <w:jc w:val="left"/>
+              <w:pBdr>
+                <w:bottom w:val="none" w:sz="0" w:space="0" w:color="000000"/>
+                <w:top w:val="none" w:sz="0" w:space="0" w:color="000000"/>
+                <w:left w:val="none" w:sz="0" w:space="0" w:color="000000"/>
+                <w:right w:val="none" w:sz="0" w:space="0" w:color="000000"/>
+              </w:pBdr>
+              <w:spacing w:after="100" w:before="100" w:line="240"/>
+              <w:ind w:left="100" w:right="100" w:firstLine="0" w:firstLineChars="0"/>
+              <w:rPr>
+                <w:rFonts w:ascii="Arial" w:hAnsi="Arial" w:eastAsia="Arial" w:cs="Arial"/>
+                <w:i w:val="false"/>
+                <w:b w:val="false"/>
+                <w:u w:val="none"/>
+                <w:sz w:val="18"/>
+                <w:szCs w:val="18"/>
+                <w:color w:val="000000"/>
+              </w:rPr>
+            </w:pPr>
+            <w:r>
+              <w:rPr>
+                <w:rFonts w:ascii="Arial" w:hAnsi="Arial" w:eastAsia="Arial" w:cs="Arial"/>
+                <w:i w:val="false"/>
+                <w:b w:val="false"/>
+                <w:u w:val="none"/>
+                <w:sz w:val="18"/>
+                <w:szCs w:val="18"/>
+                <w:color w:val="000000"/>
+              </w:rPr>
+              <w:t xml:space="preserve">182 (68.9%)</w:t>
+            </w:r>
+          </w:p>
+        </w:tc>
+        <w:tc>
+          <w:tcPr>
+            <w:tcBorders>
+              <w:bottom w:val="none" w:sz="0" w:space="0" w:color="000000"/>
+              <w:top w:val="none" w:sz="0" w:space="0" w:color="000000"/>
+              <w:left w:val="none" w:sz="0" w:space="0" w:color="000000"/>
+              <w:right w:val="none" w:sz="0" w:space="0" w:color="000000"/>
+            </w:tcBorders>
+            <w:shd w:val="clear" w:color="auto" w:fill="FFFFFF"/>
+            <w:tcMar>
+              <w:top w:w="0" w:type="dxa"/>
+              <w:bottom w:w="0" w:type="dxa"/>
+              <w:left w:w="0" w:type="dxa"/>
+              <w:right w:w="0" w:type="dxa"/>
+            </w:tcMar>
+            <w:vAlign w:val="center"/>
+          </w:tcPr>
+          <w:p>
+            <w:pPr>
+              <w:pStyle w:val="Normal"/>
+              <w:jc w:val="left"/>
+              <w:pBdr>
+                <w:bottom w:val="none" w:sz="0" w:space="0" w:color="000000"/>
+                <w:top w:val="none" w:sz="0" w:space="0" w:color="000000"/>
+                <w:left w:val="none" w:sz="0" w:space="0" w:color="000000"/>
+                <w:right w:val="none" w:sz="0" w:space="0" w:color="000000"/>
+              </w:pBdr>
+              <w:spacing w:after="100" w:before="100" w:line="240"/>
+              <w:ind w:left="100" w:right="100" w:firstLine="0" w:firstLineChars="0"/>
+              <w:rPr>
+                <w:rFonts w:ascii="Arial" w:hAnsi="Arial" w:eastAsia="Arial" w:cs="Arial"/>
+                <w:i w:val="false"/>
+                <w:b w:val="false"/>
+                <w:u w:val="none"/>
+                <w:sz w:val="18"/>
+                <w:szCs w:val="18"/>
+                <w:color w:val="000000"/>
+              </w:rPr>
+            </w:pPr>
+            <w:r>
+              <w:rPr>
+                <w:rFonts w:ascii="Arial" w:hAnsi="Arial" w:eastAsia="Arial" w:cs="Arial"/>
+                <w:i w:val="false"/>
+                <w:b w:val="false"/>
+                <w:u w:val="none"/>
+                <w:sz w:val="18"/>
+                <w:szCs w:val="18"/>
+                <w:color w:val="000000"/>
+              </w:rPr>
+              <w:t xml:space="preserve">79 (61.2%)</w:t>
             </w:r>
           </w:p>
         </w:tc>
@@ -2076,113 +2076,113 @@
                 <w:szCs w:val="18"/>
                 <w:color w:val="000000"/>
               </w:rPr>
-              <w:t xml:space="preserve">20 (7.6)</w:t>
-            </w:r>
-          </w:p>
-        </w:tc>
-        <w:tc>
-          <w:tcPr>
-            <w:tcBorders>
-              <w:bottom w:val="none" w:sz="0" w:space="0" w:color="000000"/>
-              <w:top w:val="none" w:sz="0" w:space="0" w:color="000000"/>
-              <w:left w:val="none" w:sz="0" w:space="0" w:color="000000"/>
-              <w:right w:val="none" w:sz="0" w:space="0" w:color="000000"/>
-            </w:tcBorders>
-            <w:shd w:val="clear" w:color="auto" w:fill="FFFFFF"/>
-            <w:tcMar>
-              <w:top w:w="0" w:type="dxa"/>
-              <w:bottom w:w="0" w:type="dxa"/>
-              <w:left w:w="0" w:type="dxa"/>
-              <w:right w:w="0" w:type="dxa"/>
-            </w:tcMar>
-            <w:vAlign w:val="center"/>
-          </w:tcPr>
-          <w:p>
-            <w:pPr>
-              <w:pStyle w:val="Normal"/>
-              <w:jc w:val="left"/>
-              <w:pBdr>
-                <w:bottom w:val="none" w:sz="0" w:space="0" w:color="000000"/>
-                <w:top w:val="none" w:sz="0" w:space="0" w:color="000000"/>
-                <w:left w:val="none" w:sz="0" w:space="0" w:color="000000"/>
-                <w:right w:val="none" w:sz="0" w:space="0" w:color="000000"/>
-              </w:pBdr>
-              <w:spacing w:after="100" w:before="100" w:line="240"/>
-              <w:ind w:left="100" w:right="100" w:firstLine="0" w:firstLineChars="0"/>
-              <w:rPr>
-                <w:rFonts w:ascii="Arial" w:hAnsi="Arial" w:eastAsia="Arial" w:cs="Arial"/>
-                <w:i w:val="false"/>
-                <w:b w:val="false"/>
-                <w:u w:val="none"/>
-                <w:sz w:val="18"/>
-                <w:szCs w:val="18"/>
-                <w:color w:val="000000"/>
-              </w:rPr>
-            </w:pPr>
-            <w:r>
-              <w:rPr>
-                <w:rFonts w:ascii="Arial" w:hAnsi="Arial" w:eastAsia="Arial" w:cs="Arial"/>
-                <w:i w:val="false"/>
-                <w:b w:val="false"/>
-                <w:u w:val="none"/>
-                <w:sz w:val="18"/>
-                <w:szCs w:val="18"/>
-                <w:color w:val="000000"/>
-              </w:rPr>
-              <w:t xml:space="preserve">11 (8.6)</w:t>
-            </w:r>
-          </w:p>
-        </w:tc>
-        <w:tc>
-          <w:tcPr>
-            <w:tcBorders>
-              <w:bottom w:val="none" w:sz="0" w:space="0" w:color="000000"/>
-              <w:top w:val="none" w:sz="0" w:space="0" w:color="000000"/>
-              <w:left w:val="none" w:sz="0" w:space="0" w:color="000000"/>
-              <w:right w:val="none" w:sz="0" w:space="0" w:color="000000"/>
-            </w:tcBorders>
-            <w:shd w:val="clear" w:color="auto" w:fill="FFFFFF"/>
-            <w:tcMar>
-              <w:top w:w="0" w:type="dxa"/>
-              <w:bottom w:w="0" w:type="dxa"/>
-              <w:left w:w="0" w:type="dxa"/>
-              <w:right w:w="0" w:type="dxa"/>
-            </w:tcMar>
-            <w:vAlign w:val="center"/>
-          </w:tcPr>
-          <w:p>
-            <w:pPr>
-              <w:pStyle w:val="Normal"/>
-              <w:jc w:val="left"/>
-              <w:pBdr>
-                <w:bottom w:val="none" w:sz="0" w:space="0" w:color="000000"/>
-                <w:top w:val="none" w:sz="0" w:space="0" w:color="000000"/>
-                <w:left w:val="none" w:sz="0" w:space="0" w:color="000000"/>
-                <w:right w:val="none" w:sz="0" w:space="0" w:color="000000"/>
-              </w:pBdr>
-              <w:spacing w:after="100" w:before="100" w:line="240"/>
-              <w:ind w:left="100" w:right="100" w:firstLine="0" w:firstLineChars="0"/>
-              <w:rPr>
-                <w:rFonts w:ascii="Arial" w:hAnsi="Arial" w:eastAsia="Arial" w:cs="Arial"/>
-                <w:i w:val="false"/>
-                <w:b w:val="false"/>
-                <w:u w:val="none"/>
-                <w:sz w:val="18"/>
-                <w:szCs w:val="18"/>
-                <w:color w:val="000000"/>
-              </w:rPr>
-            </w:pPr>
-            <w:r>
-              <w:rPr>
-                <w:rFonts w:ascii="Arial" w:hAnsi="Arial" w:eastAsia="Arial" w:cs="Arial"/>
-                <w:i w:val="false"/>
-                <w:b w:val="false"/>
-                <w:u w:val="none"/>
-                <w:sz w:val="18"/>
-                <w:szCs w:val="18"/>
-                <w:color w:val="000000"/>
-              </w:rPr>
-              <w:t xml:space="preserve">3 (4.8)</w:t>
+              <w:t xml:space="preserve">3 (4.8%)</w:t>
+            </w:r>
+          </w:p>
+        </w:tc>
+        <w:tc>
+          <w:tcPr>
+            <w:tcBorders>
+              <w:bottom w:val="none" w:sz="0" w:space="0" w:color="000000"/>
+              <w:top w:val="none" w:sz="0" w:space="0" w:color="000000"/>
+              <w:left w:val="none" w:sz="0" w:space="0" w:color="000000"/>
+              <w:right w:val="none" w:sz="0" w:space="0" w:color="000000"/>
+            </w:tcBorders>
+            <w:shd w:val="clear" w:color="auto" w:fill="FFFFFF"/>
+            <w:tcMar>
+              <w:top w:w="0" w:type="dxa"/>
+              <w:bottom w:w="0" w:type="dxa"/>
+              <w:left w:w="0" w:type="dxa"/>
+              <w:right w:w="0" w:type="dxa"/>
+            </w:tcMar>
+            <w:vAlign w:val="center"/>
+          </w:tcPr>
+          <w:p>
+            <w:pPr>
+              <w:pStyle w:val="Normal"/>
+              <w:jc w:val="left"/>
+              <w:pBdr>
+                <w:bottom w:val="none" w:sz="0" w:space="0" w:color="000000"/>
+                <w:top w:val="none" w:sz="0" w:space="0" w:color="000000"/>
+                <w:left w:val="none" w:sz="0" w:space="0" w:color="000000"/>
+                <w:right w:val="none" w:sz="0" w:space="0" w:color="000000"/>
+              </w:pBdr>
+              <w:spacing w:after="100" w:before="100" w:line="240"/>
+              <w:ind w:left="100" w:right="100" w:firstLine="0" w:firstLineChars="0"/>
+              <w:rPr>
+                <w:rFonts w:ascii="Arial" w:hAnsi="Arial" w:eastAsia="Arial" w:cs="Arial"/>
+                <w:i w:val="false"/>
+                <w:b w:val="false"/>
+                <w:u w:val="none"/>
+                <w:sz w:val="18"/>
+                <w:szCs w:val="18"/>
+                <w:color w:val="000000"/>
+              </w:rPr>
+            </w:pPr>
+            <w:r>
+              <w:rPr>
+                <w:rFonts w:ascii="Arial" w:hAnsi="Arial" w:eastAsia="Arial" w:cs="Arial"/>
+                <w:i w:val="false"/>
+                <w:b w:val="false"/>
+                <w:u w:val="none"/>
+                <w:sz w:val="18"/>
+                <w:szCs w:val="18"/>
+                <w:color w:val="000000"/>
+              </w:rPr>
+              <w:t xml:space="preserve">20 (7.6%)</w:t>
+            </w:r>
+          </w:p>
+        </w:tc>
+        <w:tc>
+          <w:tcPr>
+            <w:tcBorders>
+              <w:bottom w:val="none" w:sz="0" w:space="0" w:color="000000"/>
+              <w:top w:val="none" w:sz="0" w:space="0" w:color="000000"/>
+              <w:left w:val="none" w:sz="0" w:space="0" w:color="000000"/>
+              <w:right w:val="none" w:sz="0" w:space="0" w:color="000000"/>
+            </w:tcBorders>
+            <w:shd w:val="clear" w:color="auto" w:fill="FFFFFF"/>
+            <w:tcMar>
+              <w:top w:w="0" w:type="dxa"/>
+              <w:bottom w:w="0" w:type="dxa"/>
+              <w:left w:w="0" w:type="dxa"/>
+              <w:right w:w="0" w:type="dxa"/>
+            </w:tcMar>
+            <w:vAlign w:val="center"/>
+          </w:tcPr>
+          <w:p>
+            <w:pPr>
+              <w:pStyle w:val="Normal"/>
+              <w:jc w:val="left"/>
+              <w:pBdr>
+                <w:bottom w:val="none" w:sz="0" w:space="0" w:color="000000"/>
+                <w:top w:val="none" w:sz="0" w:space="0" w:color="000000"/>
+                <w:left w:val="none" w:sz="0" w:space="0" w:color="000000"/>
+                <w:right w:val="none" w:sz="0" w:space="0" w:color="000000"/>
+              </w:pBdr>
+              <w:spacing w:after="100" w:before="100" w:line="240"/>
+              <w:ind w:left="100" w:right="100" w:firstLine="0" w:firstLineChars="0"/>
+              <w:rPr>
+                <w:rFonts w:ascii="Arial" w:hAnsi="Arial" w:eastAsia="Arial" w:cs="Arial"/>
+                <w:i w:val="false"/>
+                <w:b w:val="false"/>
+                <w:u w:val="none"/>
+                <w:sz w:val="18"/>
+                <w:szCs w:val="18"/>
+                <w:color w:val="000000"/>
+              </w:rPr>
+            </w:pPr>
+            <w:r>
+              <w:rPr>
+                <w:rFonts w:ascii="Arial" w:hAnsi="Arial" w:eastAsia="Arial" w:cs="Arial"/>
+                <w:i w:val="false"/>
+                <w:b w:val="false"/>
+                <w:u w:val="none"/>
+                <w:sz w:val="18"/>
+                <w:szCs w:val="18"/>
+                <w:color w:val="000000"/>
+              </w:rPr>
+              <w:t xml:space="preserve">11 (8.5%)</w:t>
             </w:r>
           </w:p>
         </w:tc>
@@ -2400,113 +2400,113 @@
                 <w:szCs w:val="18"/>
                 <w:color w:val="000000"/>
               </w:rPr>
-              <w:t xml:space="preserve">41 (15.6)</w:t>
-            </w:r>
-          </w:p>
-        </w:tc>
-        <w:tc>
-          <w:tcPr>
-            <w:tcBorders>
-              <w:bottom w:val="none" w:sz="0" w:space="0" w:color="000000"/>
-              <w:top w:val="none" w:sz="0" w:space="0" w:color="000000"/>
-              <w:left w:val="none" w:sz="0" w:space="0" w:color="000000"/>
-              <w:right w:val="none" w:sz="0" w:space="0" w:color="000000"/>
-            </w:tcBorders>
-            <w:shd w:val="clear" w:color="auto" w:fill="FFFFFF"/>
-            <w:tcMar>
-              <w:top w:w="0" w:type="dxa"/>
-              <w:bottom w:w="0" w:type="dxa"/>
-              <w:left w:w="0" w:type="dxa"/>
-              <w:right w:w="0" w:type="dxa"/>
-            </w:tcMar>
-            <w:vAlign w:val="center"/>
-          </w:tcPr>
-          <w:p>
-            <w:pPr>
-              <w:pStyle w:val="Normal"/>
-              <w:jc w:val="left"/>
-              <w:pBdr>
-                <w:bottom w:val="none" w:sz="0" w:space="0" w:color="000000"/>
-                <w:top w:val="none" w:sz="0" w:space="0" w:color="000000"/>
-                <w:left w:val="none" w:sz="0" w:space="0" w:color="000000"/>
-                <w:right w:val="none" w:sz="0" w:space="0" w:color="000000"/>
-              </w:pBdr>
-              <w:spacing w:after="100" w:before="100" w:line="240"/>
-              <w:ind w:left="100" w:right="100" w:firstLine="0" w:firstLineChars="0"/>
-              <w:rPr>
-                <w:rFonts w:ascii="Arial" w:hAnsi="Arial" w:eastAsia="Arial" w:cs="Arial"/>
-                <w:i w:val="false"/>
-                <w:b w:val="false"/>
-                <w:u w:val="none"/>
-                <w:sz w:val="18"/>
-                <w:szCs w:val="18"/>
-                <w:color w:val="000000"/>
-              </w:rPr>
-            </w:pPr>
-            <w:r>
-              <w:rPr>
-                <w:rFonts w:ascii="Arial" w:hAnsi="Arial" w:eastAsia="Arial" w:cs="Arial"/>
-                <w:i w:val="false"/>
-                <w:b w:val="false"/>
-                <w:u w:val="none"/>
-                <w:sz w:val="18"/>
-                <w:szCs w:val="18"/>
-                <w:color w:val="000000"/>
-              </w:rPr>
-              <w:t xml:space="preserve">24 (18.8)</w:t>
-            </w:r>
-          </w:p>
-        </w:tc>
-        <w:tc>
-          <w:tcPr>
-            <w:tcBorders>
-              <w:bottom w:val="none" w:sz="0" w:space="0" w:color="000000"/>
-              <w:top w:val="none" w:sz="0" w:space="0" w:color="000000"/>
-              <w:left w:val="none" w:sz="0" w:space="0" w:color="000000"/>
-              <w:right w:val="none" w:sz="0" w:space="0" w:color="000000"/>
-            </w:tcBorders>
-            <w:shd w:val="clear" w:color="auto" w:fill="FFFFFF"/>
-            <w:tcMar>
-              <w:top w:w="0" w:type="dxa"/>
-              <w:bottom w:w="0" w:type="dxa"/>
-              <w:left w:w="0" w:type="dxa"/>
-              <w:right w:w="0" w:type="dxa"/>
-            </w:tcMar>
-            <w:vAlign w:val="center"/>
-          </w:tcPr>
-          <w:p>
-            <w:pPr>
-              <w:pStyle w:val="Normal"/>
-              <w:jc w:val="left"/>
-              <w:pBdr>
-                <w:bottom w:val="none" w:sz="0" w:space="0" w:color="000000"/>
-                <w:top w:val="none" w:sz="0" w:space="0" w:color="000000"/>
-                <w:left w:val="none" w:sz="0" w:space="0" w:color="000000"/>
-                <w:right w:val="none" w:sz="0" w:space="0" w:color="000000"/>
-              </w:pBdr>
-              <w:spacing w:after="100" w:before="100" w:line="240"/>
-              <w:ind w:left="100" w:right="100" w:firstLine="0" w:firstLineChars="0"/>
-              <w:rPr>
-                <w:rFonts w:ascii="Arial" w:hAnsi="Arial" w:eastAsia="Arial" w:cs="Arial"/>
-                <w:i w:val="false"/>
-                <w:b w:val="false"/>
-                <w:u w:val="none"/>
-                <w:sz w:val="18"/>
-                <w:szCs w:val="18"/>
-                <w:color w:val="000000"/>
-              </w:rPr>
-            </w:pPr>
-            <w:r>
-              <w:rPr>
-                <w:rFonts w:ascii="Arial" w:hAnsi="Arial" w:eastAsia="Arial" w:cs="Arial"/>
-                <w:i w:val="false"/>
-                <w:b w:val="false"/>
-                <w:u w:val="none"/>
-                <w:sz w:val="18"/>
-                <w:szCs w:val="18"/>
-                <w:color w:val="000000"/>
-              </w:rPr>
-              <w:t xml:space="preserve">3 (4.8)</w:t>
+              <w:t xml:space="preserve">3 (4.8%)</w:t>
+            </w:r>
+          </w:p>
+        </w:tc>
+        <w:tc>
+          <w:tcPr>
+            <w:tcBorders>
+              <w:bottom w:val="none" w:sz="0" w:space="0" w:color="000000"/>
+              <w:top w:val="none" w:sz="0" w:space="0" w:color="000000"/>
+              <w:left w:val="none" w:sz="0" w:space="0" w:color="000000"/>
+              <w:right w:val="none" w:sz="0" w:space="0" w:color="000000"/>
+            </w:tcBorders>
+            <w:shd w:val="clear" w:color="auto" w:fill="FFFFFF"/>
+            <w:tcMar>
+              <w:top w:w="0" w:type="dxa"/>
+              <w:bottom w:w="0" w:type="dxa"/>
+              <w:left w:w="0" w:type="dxa"/>
+              <w:right w:w="0" w:type="dxa"/>
+            </w:tcMar>
+            <w:vAlign w:val="center"/>
+          </w:tcPr>
+          <w:p>
+            <w:pPr>
+              <w:pStyle w:val="Normal"/>
+              <w:jc w:val="left"/>
+              <w:pBdr>
+                <w:bottom w:val="none" w:sz="0" w:space="0" w:color="000000"/>
+                <w:top w:val="none" w:sz="0" w:space="0" w:color="000000"/>
+                <w:left w:val="none" w:sz="0" w:space="0" w:color="000000"/>
+                <w:right w:val="none" w:sz="0" w:space="0" w:color="000000"/>
+              </w:pBdr>
+              <w:spacing w:after="100" w:before="100" w:line="240"/>
+              <w:ind w:left="100" w:right="100" w:firstLine="0" w:firstLineChars="0"/>
+              <w:rPr>
+                <w:rFonts w:ascii="Arial" w:hAnsi="Arial" w:eastAsia="Arial" w:cs="Arial"/>
+                <w:i w:val="false"/>
+                <w:b w:val="false"/>
+                <w:u w:val="none"/>
+                <w:sz w:val="18"/>
+                <w:szCs w:val="18"/>
+                <w:color w:val="000000"/>
+              </w:rPr>
+            </w:pPr>
+            <w:r>
+              <w:rPr>
+                <w:rFonts w:ascii="Arial" w:hAnsi="Arial" w:eastAsia="Arial" w:cs="Arial"/>
+                <w:i w:val="false"/>
+                <w:b w:val="false"/>
+                <w:u w:val="none"/>
+                <w:sz w:val="18"/>
+                <w:szCs w:val="18"/>
+                <w:color w:val="000000"/>
+              </w:rPr>
+              <w:t xml:space="preserve">41 (15.5%)</w:t>
+            </w:r>
+          </w:p>
+        </w:tc>
+        <w:tc>
+          <w:tcPr>
+            <w:tcBorders>
+              <w:bottom w:val="none" w:sz="0" w:space="0" w:color="000000"/>
+              <w:top w:val="none" w:sz="0" w:space="0" w:color="000000"/>
+              <w:left w:val="none" w:sz="0" w:space="0" w:color="000000"/>
+              <w:right w:val="none" w:sz="0" w:space="0" w:color="000000"/>
+            </w:tcBorders>
+            <w:shd w:val="clear" w:color="auto" w:fill="FFFFFF"/>
+            <w:tcMar>
+              <w:top w:w="0" w:type="dxa"/>
+              <w:bottom w:w="0" w:type="dxa"/>
+              <w:left w:w="0" w:type="dxa"/>
+              <w:right w:w="0" w:type="dxa"/>
+            </w:tcMar>
+            <w:vAlign w:val="center"/>
+          </w:tcPr>
+          <w:p>
+            <w:pPr>
+              <w:pStyle w:val="Normal"/>
+              <w:jc w:val="left"/>
+              <w:pBdr>
+                <w:bottom w:val="none" w:sz="0" w:space="0" w:color="000000"/>
+                <w:top w:val="none" w:sz="0" w:space="0" w:color="000000"/>
+                <w:left w:val="none" w:sz="0" w:space="0" w:color="000000"/>
+                <w:right w:val="none" w:sz="0" w:space="0" w:color="000000"/>
+              </w:pBdr>
+              <w:spacing w:after="100" w:before="100" w:line="240"/>
+              <w:ind w:left="100" w:right="100" w:firstLine="0" w:firstLineChars="0"/>
+              <w:rPr>
+                <w:rFonts w:ascii="Arial" w:hAnsi="Arial" w:eastAsia="Arial" w:cs="Arial"/>
+                <w:i w:val="false"/>
+                <w:b w:val="false"/>
+                <w:u w:val="none"/>
+                <w:sz w:val="18"/>
+                <w:szCs w:val="18"/>
+                <w:color w:val="000000"/>
+              </w:rPr>
+            </w:pPr>
+            <w:r>
+              <w:rPr>
+                <w:rFonts w:ascii="Arial" w:hAnsi="Arial" w:eastAsia="Arial" w:cs="Arial"/>
+                <w:i w:val="false"/>
+                <w:b w:val="false"/>
+                <w:u w:val="none"/>
+                <w:sz w:val="18"/>
+                <w:szCs w:val="18"/>
+                <w:color w:val="000000"/>
+              </w:rPr>
+              <w:t xml:space="preserve">25 (19.4%)</w:t>
             </w:r>
           </w:p>
         </w:tc>
@@ -2724,113 +2724,113 @@
                 <w:szCs w:val="18"/>
                 <w:color w:val="000000"/>
               </w:rPr>
-              <w:t xml:space="preserve">21 (8.0)</w:t>
-            </w:r>
-          </w:p>
-        </w:tc>
-        <w:tc>
-          <w:tcPr>
-            <w:tcBorders>
-              <w:bottom w:val="none" w:sz="0" w:space="0" w:color="000000"/>
-              <w:top w:val="none" w:sz="0" w:space="0" w:color="000000"/>
-              <w:left w:val="none" w:sz="0" w:space="0" w:color="000000"/>
-              <w:right w:val="none" w:sz="0" w:space="0" w:color="000000"/>
-            </w:tcBorders>
-            <w:shd w:val="clear" w:color="auto" w:fill="FFFFFF"/>
-            <w:tcMar>
-              <w:top w:w="0" w:type="dxa"/>
-              <w:bottom w:w="0" w:type="dxa"/>
-              <w:left w:w="0" w:type="dxa"/>
-              <w:right w:w="0" w:type="dxa"/>
-            </w:tcMar>
-            <w:vAlign w:val="center"/>
-          </w:tcPr>
-          <w:p>
-            <w:pPr>
-              <w:pStyle w:val="Normal"/>
-              <w:jc w:val="left"/>
-              <w:pBdr>
-                <w:bottom w:val="none" w:sz="0" w:space="0" w:color="000000"/>
-                <w:top w:val="none" w:sz="0" w:space="0" w:color="000000"/>
-                <w:left w:val="none" w:sz="0" w:space="0" w:color="000000"/>
-                <w:right w:val="none" w:sz="0" w:space="0" w:color="000000"/>
-              </w:pBdr>
-              <w:spacing w:after="100" w:before="100" w:line="240"/>
-              <w:ind w:left="100" w:right="100" w:firstLine="0" w:firstLineChars="0"/>
-              <w:rPr>
-                <w:rFonts w:ascii="Arial" w:hAnsi="Arial" w:eastAsia="Arial" w:cs="Arial"/>
-                <w:i w:val="false"/>
-                <w:b w:val="false"/>
-                <w:u w:val="none"/>
-                <w:sz w:val="18"/>
-                <w:szCs w:val="18"/>
-                <w:color w:val="000000"/>
-              </w:rPr>
-            </w:pPr>
-            <w:r>
-              <w:rPr>
-                <w:rFonts w:ascii="Arial" w:hAnsi="Arial" w:eastAsia="Arial" w:cs="Arial"/>
-                <w:i w:val="false"/>
-                <w:b w:val="false"/>
-                <w:u w:val="none"/>
-                <w:sz w:val="18"/>
-                <w:szCs w:val="18"/>
-                <w:color w:val="000000"/>
-              </w:rPr>
-              <w:t xml:space="preserve">14 (10.9)</w:t>
-            </w:r>
-          </w:p>
-        </w:tc>
-        <w:tc>
-          <w:tcPr>
-            <w:tcBorders>
-              <w:bottom w:val="none" w:sz="0" w:space="0" w:color="000000"/>
-              <w:top w:val="none" w:sz="0" w:space="0" w:color="000000"/>
-              <w:left w:val="none" w:sz="0" w:space="0" w:color="000000"/>
-              <w:right w:val="none" w:sz="0" w:space="0" w:color="000000"/>
-            </w:tcBorders>
-            <w:shd w:val="clear" w:color="auto" w:fill="FFFFFF"/>
-            <w:tcMar>
-              <w:top w:w="0" w:type="dxa"/>
-              <w:bottom w:w="0" w:type="dxa"/>
-              <w:left w:w="0" w:type="dxa"/>
-              <w:right w:w="0" w:type="dxa"/>
-            </w:tcMar>
-            <w:vAlign w:val="center"/>
-          </w:tcPr>
-          <w:p>
-            <w:pPr>
-              <w:pStyle w:val="Normal"/>
-              <w:jc w:val="left"/>
-              <w:pBdr>
-                <w:bottom w:val="none" w:sz="0" w:space="0" w:color="000000"/>
-                <w:top w:val="none" w:sz="0" w:space="0" w:color="000000"/>
-                <w:left w:val="none" w:sz="0" w:space="0" w:color="000000"/>
-                <w:right w:val="none" w:sz="0" w:space="0" w:color="000000"/>
-              </w:pBdr>
-              <w:spacing w:after="100" w:before="100" w:line="240"/>
-              <w:ind w:left="100" w:right="100" w:firstLine="0" w:firstLineChars="0"/>
-              <w:rPr>
-                <w:rFonts w:ascii="Arial" w:hAnsi="Arial" w:eastAsia="Arial" w:cs="Arial"/>
-                <w:i w:val="false"/>
-                <w:b w:val="false"/>
-                <w:u w:val="none"/>
-                <w:sz w:val="18"/>
-                <w:szCs w:val="18"/>
-                <w:color w:val="000000"/>
-              </w:rPr>
-            </w:pPr>
-            <w:r>
-              <w:rPr>
-                <w:rFonts w:ascii="Arial" w:hAnsi="Arial" w:eastAsia="Arial" w:cs="Arial"/>
-                <w:i w:val="false"/>
-                <w:b w:val="false"/>
-                <w:u w:val="none"/>
-                <w:sz w:val="18"/>
-                <w:szCs w:val="18"/>
-                <w:color w:val="000000"/>
-              </w:rPr>
-              <w:t xml:space="preserve">1 (1.6)</w:t>
+              <w:t xml:space="preserve">1 (1.6%)</w:t>
+            </w:r>
+          </w:p>
+        </w:tc>
+        <w:tc>
+          <w:tcPr>
+            <w:tcBorders>
+              <w:bottom w:val="none" w:sz="0" w:space="0" w:color="000000"/>
+              <w:top w:val="none" w:sz="0" w:space="0" w:color="000000"/>
+              <w:left w:val="none" w:sz="0" w:space="0" w:color="000000"/>
+              <w:right w:val="none" w:sz="0" w:space="0" w:color="000000"/>
+            </w:tcBorders>
+            <w:shd w:val="clear" w:color="auto" w:fill="FFFFFF"/>
+            <w:tcMar>
+              <w:top w:w="0" w:type="dxa"/>
+              <w:bottom w:w="0" w:type="dxa"/>
+              <w:left w:w="0" w:type="dxa"/>
+              <w:right w:w="0" w:type="dxa"/>
+            </w:tcMar>
+            <w:vAlign w:val="center"/>
+          </w:tcPr>
+          <w:p>
+            <w:pPr>
+              <w:pStyle w:val="Normal"/>
+              <w:jc w:val="left"/>
+              <w:pBdr>
+                <w:bottom w:val="none" w:sz="0" w:space="0" w:color="000000"/>
+                <w:top w:val="none" w:sz="0" w:space="0" w:color="000000"/>
+                <w:left w:val="none" w:sz="0" w:space="0" w:color="000000"/>
+                <w:right w:val="none" w:sz="0" w:space="0" w:color="000000"/>
+              </w:pBdr>
+              <w:spacing w:after="100" w:before="100" w:line="240"/>
+              <w:ind w:left="100" w:right="100" w:firstLine="0" w:firstLineChars="0"/>
+              <w:rPr>
+                <w:rFonts w:ascii="Arial" w:hAnsi="Arial" w:eastAsia="Arial" w:cs="Arial"/>
+                <w:i w:val="false"/>
+                <w:b w:val="false"/>
+                <w:u w:val="none"/>
+                <w:sz w:val="18"/>
+                <w:szCs w:val="18"/>
+                <w:color w:val="000000"/>
+              </w:rPr>
+            </w:pPr>
+            <w:r>
+              <w:rPr>
+                <w:rFonts w:ascii="Arial" w:hAnsi="Arial" w:eastAsia="Arial" w:cs="Arial"/>
+                <w:i w:val="false"/>
+                <w:b w:val="false"/>
+                <w:u w:val="none"/>
+                <w:sz w:val="18"/>
+                <w:szCs w:val="18"/>
+                <w:color w:val="000000"/>
+              </w:rPr>
+              <w:t xml:space="preserve">21 (8.0%)</w:t>
+            </w:r>
+          </w:p>
+        </w:tc>
+        <w:tc>
+          <w:tcPr>
+            <w:tcBorders>
+              <w:bottom w:val="none" w:sz="0" w:space="0" w:color="000000"/>
+              <w:top w:val="none" w:sz="0" w:space="0" w:color="000000"/>
+              <w:left w:val="none" w:sz="0" w:space="0" w:color="000000"/>
+              <w:right w:val="none" w:sz="0" w:space="0" w:color="000000"/>
+            </w:tcBorders>
+            <w:shd w:val="clear" w:color="auto" w:fill="FFFFFF"/>
+            <w:tcMar>
+              <w:top w:w="0" w:type="dxa"/>
+              <w:bottom w:w="0" w:type="dxa"/>
+              <w:left w:w="0" w:type="dxa"/>
+              <w:right w:w="0" w:type="dxa"/>
+            </w:tcMar>
+            <w:vAlign w:val="center"/>
+          </w:tcPr>
+          <w:p>
+            <w:pPr>
+              <w:pStyle w:val="Normal"/>
+              <w:jc w:val="left"/>
+              <w:pBdr>
+                <w:bottom w:val="none" w:sz="0" w:space="0" w:color="000000"/>
+                <w:top w:val="none" w:sz="0" w:space="0" w:color="000000"/>
+                <w:left w:val="none" w:sz="0" w:space="0" w:color="000000"/>
+                <w:right w:val="none" w:sz="0" w:space="0" w:color="000000"/>
+              </w:pBdr>
+              <w:spacing w:after="100" w:before="100" w:line="240"/>
+              <w:ind w:left="100" w:right="100" w:firstLine="0" w:firstLineChars="0"/>
+              <w:rPr>
+                <w:rFonts w:ascii="Arial" w:hAnsi="Arial" w:eastAsia="Arial" w:cs="Arial"/>
+                <w:i w:val="false"/>
+                <w:b w:val="false"/>
+                <w:u w:val="none"/>
+                <w:sz w:val="18"/>
+                <w:szCs w:val="18"/>
+                <w:color w:val="000000"/>
+              </w:rPr>
+            </w:pPr>
+            <w:r>
+              <w:rPr>
+                <w:rFonts w:ascii="Arial" w:hAnsi="Arial" w:eastAsia="Arial" w:cs="Arial"/>
+                <w:i w:val="false"/>
+                <w:b w:val="false"/>
+                <w:u w:val="none"/>
+                <w:sz w:val="18"/>
+                <w:szCs w:val="18"/>
+                <w:color w:val="000000"/>
+              </w:rPr>
+              <w:t xml:space="preserve">14 (10.9%)</w:t>
             </w:r>
           </w:p>
         </w:tc>
@@ -3048,6 +3048,112 @@
                 <w:szCs w:val="18"/>
                 <w:color w:val="000000"/>
               </w:rPr>
+              <w:t xml:space="preserve">0.00 [0.00, 0.00]</w:t>
+            </w:r>
+          </w:p>
+        </w:tc>
+        <w:tc>
+          <w:tcPr>
+            <w:tcBorders>
+              <w:bottom w:val="none" w:sz="0" w:space="0" w:color="000000"/>
+              <w:top w:val="none" w:sz="0" w:space="0" w:color="000000"/>
+              <w:left w:val="none" w:sz="0" w:space="0" w:color="000000"/>
+              <w:right w:val="none" w:sz="0" w:space="0" w:color="000000"/>
+            </w:tcBorders>
+            <w:shd w:val="clear" w:color="auto" w:fill="FFFFFF"/>
+            <w:tcMar>
+              <w:top w:w="0" w:type="dxa"/>
+              <w:bottom w:w="0" w:type="dxa"/>
+              <w:left w:w="0" w:type="dxa"/>
+              <w:right w:w="0" w:type="dxa"/>
+            </w:tcMar>
+            <w:vAlign w:val="center"/>
+          </w:tcPr>
+          <w:p>
+            <w:pPr>
+              <w:pStyle w:val="Normal"/>
+              <w:jc w:val="left"/>
+              <w:pBdr>
+                <w:bottom w:val="none" w:sz="0" w:space="0" w:color="000000"/>
+                <w:top w:val="none" w:sz="0" w:space="0" w:color="000000"/>
+                <w:left w:val="none" w:sz="0" w:space="0" w:color="000000"/>
+                <w:right w:val="none" w:sz="0" w:space="0" w:color="000000"/>
+              </w:pBdr>
+              <w:spacing w:after="100" w:before="100" w:line="240"/>
+              <w:ind w:left="100" w:right="100" w:firstLine="0" w:firstLineChars="0"/>
+              <w:rPr>
+                <w:rFonts w:ascii="Arial" w:hAnsi="Arial" w:eastAsia="Arial" w:cs="Arial"/>
+                <w:i w:val="false"/>
+                <w:b w:val="false"/>
+                <w:u w:val="none"/>
+                <w:sz w:val="18"/>
+                <w:szCs w:val="18"/>
+                <w:color w:val="000000"/>
+              </w:rPr>
+            </w:pPr>
+            <w:r>
+              <w:rPr>
+                <w:rFonts w:ascii="Arial" w:hAnsi="Arial" w:eastAsia="Arial" w:cs="Arial"/>
+                <w:i w:val="false"/>
+                <w:b w:val="false"/>
+                <w:u w:val="none"/>
+                <w:sz w:val="18"/>
+                <w:szCs w:val="18"/>
+                <w:color w:val="000000"/>
+              </w:rPr>
+              <w:t xml:space="preserve">0.00 [0.00, 2.75]</w:t>
+            </w:r>
+          </w:p>
+        </w:tc>
+        <w:tc>
+          <w:tcPr>
+            <w:tcBorders>
+              <w:bottom w:val="none" w:sz="0" w:space="0" w:color="000000"/>
+              <w:top w:val="none" w:sz="0" w:space="0" w:color="000000"/>
+              <w:left w:val="none" w:sz="0" w:space="0" w:color="000000"/>
+              <w:right w:val="none" w:sz="0" w:space="0" w:color="000000"/>
+            </w:tcBorders>
+            <w:shd w:val="clear" w:color="auto" w:fill="FFFFFF"/>
+            <w:tcMar>
+              <w:top w:w="0" w:type="dxa"/>
+              <w:bottom w:w="0" w:type="dxa"/>
+              <w:left w:w="0" w:type="dxa"/>
+              <w:right w:w="0" w:type="dxa"/>
+            </w:tcMar>
+            <w:vAlign w:val="center"/>
+          </w:tcPr>
+          <w:p>
+            <w:pPr>
+              <w:pStyle w:val="Normal"/>
+              <w:jc w:val="left"/>
+              <w:pBdr>
+                <w:bottom w:val="none" w:sz="0" w:space="0" w:color="000000"/>
+                <w:top w:val="none" w:sz="0" w:space="0" w:color="000000"/>
+                <w:left w:val="none" w:sz="0" w:space="0" w:color="000000"/>
+                <w:right w:val="none" w:sz="0" w:space="0" w:color="000000"/>
+              </w:pBdr>
+              <w:spacing w:after="100" w:before="100" w:line="240"/>
+              <w:ind w:left="100" w:right="100" w:firstLine="0" w:firstLineChars="0"/>
+              <w:rPr>
+                <w:rFonts w:ascii="Arial" w:hAnsi="Arial" w:eastAsia="Arial" w:cs="Arial"/>
+                <w:i w:val="false"/>
+                <w:b w:val="false"/>
+                <w:u w:val="none"/>
+                <w:sz w:val="18"/>
+                <w:szCs w:val="18"/>
+                <w:color w:val="000000"/>
+              </w:rPr>
+            </w:pPr>
+            <w:r>
+              <w:rPr>
+                <w:rFonts w:ascii="Arial" w:hAnsi="Arial" w:eastAsia="Arial" w:cs="Arial"/>
+                <w:i w:val="false"/>
+                <w:b w:val="false"/>
+                <w:u w:val="none"/>
+                <w:sz w:val="18"/>
+                <w:szCs w:val="18"/>
+                <w:color w:val="000000"/>
+              </w:rPr>
               <w:t xml:space="preserve">0.00 [0.00, 3.00]</w:t>
             </w:r>
           </w:p>
@@ -3101,112 +3207,6 @@
                 <w:szCs w:val="18"/>
                 <w:color w:val="000000"/>
               </w:rPr>
-              <w:t xml:space="preserve">0.00 [0.00, 3.00]</w:t>
-            </w:r>
-          </w:p>
-        </w:tc>
-        <w:tc>
-          <w:tcPr>
-            <w:tcBorders>
-              <w:bottom w:val="none" w:sz="0" w:space="0" w:color="000000"/>
-              <w:top w:val="none" w:sz="0" w:space="0" w:color="000000"/>
-              <w:left w:val="none" w:sz="0" w:space="0" w:color="000000"/>
-              <w:right w:val="none" w:sz="0" w:space="0" w:color="000000"/>
-            </w:tcBorders>
-            <w:shd w:val="clear" w:color="auto" w:fill="FFFFFF"/>
-            <w:tcMar>
-              <w:top w:w="0" w:type="dxa"/>
-              <w:bottom w:w="0" w:type="dxa"/>
-              <w:left w:w="0" w:type="dxa"/>
-              <w:right w:w="0" w:type="dxa"/>
-            </w:tcMar>
-            <w:vAlign w:val="center"/>
-          </w:tcPr>
-          <w:p>
-            <w:pPr>
-              <w:pStyle w:val="Normal"/>
-              <w:jc w:val="left"/>
-              <w:pBdr>
-                <w:bottom w:val="none" w:sz="0" w:space="0" w:color="000000"/>
-                <w:top w:val="none" w:sz="0" w:space="0" w:color="000000"/>
-                <w:left w:val="none" w:sz="0" w:space="0" w:color="000000"/>
-                <w:right w:val="none" w:sz="0" w:space="0" w:color="000000"/>
-              </w:pBdr>
-              <w:spacing w:after="100" w:before="100" w:line="240"/>
-              <w:ind w:left="100" w:right="100" w:firstLine="0" w:firstLineChars="0"/>
-              <w:rPr>
-                <w:rFonts w:ascii="Arial" w:hAnsi="Arial" w:eastAsia="Arial" w:cs="Arial"/>
-                <w:i w:val="false"/>
-                <w:b w:val="false"/>
-                <w:u w:val="none"/>
-                <w:sz w:val="18"/>
-                <w:szCs w:val="18"/>
-                <w:color w:val="000000"/>
-              </w:rPr>
-            </w:pPr>
-            <w:r>
-              <w:rPr>
-                <w:rFonts w:ascii="Arial" w:hAnsi="Arial" w:eastAsia="Arial" w:cs="Arial"/>
-                <w:i w:val="false"/>
-                <w:b w:val="false"/>
-                <w:u w:val="none"/>
-                <w:sz w:val="18"/>
-                <w:szCs w:val="18"/>
-                <w:color w:val="000000"/>
-              </w:rPr>
-              <w:t xml:space="preserve">0.00 [0.00, 0.00]</w:t>
-            </w:r>
-          </w:p>
-        </w:tc>
-        <w:tc>
-          <w:tcPr>
-            <w:tcBorders>
-              <w:bottom w:val="none" w:sz="0" w:space="0" w:color="000000"/>
-              <w:top w:val="none" w:sz="0" w:space="0" w:color="000000"/>
-              <w:left w:val="none" w:sz="0" w:space="0" w:color="000000"/>
-              <w:right w:val="none" w:sz="0" w:space="0" w:color="000000"/>
-            </w:tcBorders>
-            <w:shd w:val="clear" w:color="auto" w:fill="FFFFFF"/>
-            <w:tcMar>
-              <w:top w:w="0" w:type="dxa"/>
-              <w:bottom w:w="0" w:type="dxa"/>
-              <w:left w:w="0" w:type="dxa"/>
-              <w:right w:w="0" w:type="dxa"/>
-            </w:tcMar>
-            <w:vAlign w:val="center"/>
-          </w:tcPr>
-          <w:p>
-            <w:pPr>
-              <w:pStyle w:val="Normal"/>
-              <w:jc w:val="left"/>
-              <w:pBdr>
-                <w:bottom w:val="none" w:sz="0" w:space="0" w:color="000000"/>
-                <w:top w:val="none" w:sz="0" w:space="0" w:color="000000"/>
-                <w:left w:val="none" w:sz="0" w:space="0" w:color="000000"/>
-                <w:right w:val="none" w:sz="0" w:space="0" w:color="000000"/>
-              </w:pBdr>
-              <w:spacing w:after="100" w:before="100" w:line="240"/>
-              <w:ind w:left="100" w:right="100" w:firstLine="0" w:firstLineChars="0"/>
-              <w:rPr>
-                <w:rFonts w:ascii="Arial" w:hAnsi="Arial" w:eastAsia="Arial" w:cs="Arial"/>
-                <w:i w:val="false"/>
-                <w:b w:val="false"/>
-                <w:u w:val="none"/>
-                <w:sz w:val="18"/>
-                <w:szCs w:val="18"/>
-                <w:color w:val="000000"/>
-              </w:rPr>
-            </w:pPr>
-            <w:r>
-              <w:rPr>
-                <w:rFonts w:ascii="Arial" w:hAnsi="Arial" w:eastAsia="Arial" w:cs="Arial"/>
-                <w:i w:val="false"/>
-                <w:b w:val="false"/>
-                <w:u w:val="none"/>
-                <w:sz w:val="18"/>
-                <w:szCs w:val="18"/>
-                <w:color w:val="000000"/>
-              </w:rPr>
               <w:t xml:space="preserve">&lt;0.001</w:t>
             </w:r>
           </w:p>
@@ -3260,7 +3260,7 @@
                 <w:szCs w:val="18"/>
                 <w:color w:val="000000"/>
               </w:rPr>
-              <w:t xml:space="preserve">0.088</w:t>
+              <w:t xml:space="preserve">0.064</w:t>
             </w:r>
           </w:p>
         </w:tc>
@@ -3531,60 +3531,60 @@
                 <w:szCs w:val="18"/>
                 <w:color w:val="000000"/>
               </w:rPr>
-              <w:t xml:space="preserve">0.731</w:t>
-            </w:r>
-          </w:p>
-        </w:tc>
-        <w:tc>
-          <w:tcPr>
-            <w:tcBorders>
-              <w:bottom w:val="none" w:sz="0" w:space="0" w:color="000000"/>
-              <w:top w:val="none" w:sz="0" w:space="0" w:color="000000"/>
-              <w:left w:val="none" w:sz="0" w:space="0" w:color="000000"/>
-              <w:right w:val="none" w:sz="0" w:space="0" w:color="000000"/>
-            </w:tcBorders>
-            <w:shd w:val="clear" w:color="auto" w:fill="FFFFFF"/>
-            <w:tcMar>
-              <w:top w:w="0" w:type="dxa"/>
-              <w:bottom w:w="0" w:type="dxa"/>
-              <w:left w:w="0" w:type="dxa"/>
-              <w:right w:w="0" w:type="dxa"/>
-            </w:tcMar>
-            <w:vAlign w:val="center"/>
-          </w:tcPr>
-          <w:p>
-            <w:pPr>
-              <w:pStyle w:val="Normal"/>
-              <w:jc w:val="left"/>
-              <w:pBdr>
-                <w:bottom w:val="none" w:sz="0" w:space="0" w:color="000000"/>
-                <w:top w:val="none" w:sz="0" w:space="0" w:color="000000"/>
-                <w:left w:val="none" w:sz="0" w:space="0" w:color="000000"/>
-                <w:right w:val="none" w:sz="0" w:space="0" w:color="000000"/>
-              </w:pBdr>
-              <w:spacing w:after="100" w:before="100" w:line="240"/>
-              <w:ind w:left="100" w:right="100" w:firstLine="0" w:firstLineChars="0"/>
-              <w:rPr>
-                <w:rFonts w:ascii="Arial" w:hAnsi="Arial" w:eastAsia="Arial" w:cs="Arial"/>
-                <w:i w:val="false"/>
-                <w:b w:val="false"/>
-                <w:u w:val="none"/>
-                <w:sz w:val="18"/>
-                <w:szCs w:val="18"/>
-                <w:color w:val="000000"/>
-              </w:rPr>
-            </w:pPr>
-            <w:r>
-              <w:rPr>
-                <w:rFonts w:ascii="Arial" w:hAnsi="Arial" w:eastAsia="Arial" w:cs="Arial"/>
-                <w:i w:val="false"/>
-                <w:b w:val="false"/>
-                <w:u w:val="none"/>
-                <w:sz w:val="18"/>
-                <w:szCs w:val="18"/>
-                <w:color w:val="000000"/>
-              </w:rPr>
-              <w:t xml:space="preserve">0.785</w:t>
+              <w:t xml:space="preserve">0.667</w:t>
+            </w:r>
+          </w:p>
+        </w:tc>
+        <w:tc>
+          <w:tcPr>
+            <w:tcBorders>
+              <w:bottom w:val="none" w:sz="0" w:space="0" w:color="000000"/>
+              <w:top w:val="none" w:sz="0" w:space="0" w:color="000000"/>
+              <w:left w:val="none" w:sz="0" w:space="0" w:color="000000"/>
+              <w:right w:val="none" w:sz="0" w:space="0" w:color="000000"/>
+            </w:tcBorders>
+            <w:shd w:val="clear" w:color="auto" w:fill="FFFFFF"/>
+            <w:tcMar>
+              <w:top w:w="0" w:type="dxa"/>
+              <w:bottom w:w="0" w:type="dxa"/>
+              <w:left w:w="0" w:type="dxa"/>
+              <w:right w:w="0" w:type="dxa"/>
+            </w:tcMar>
+            <w:vAlign w:val="center"/>
+          </w:tcPr>
+          <w:p>
+            <w:pPr>
+              <w:pStyle w:val="Normal"/>
+              <w:jc w:val="left"/>
+              <w:pBdr>
+                <w:bottom w:val="none" w:sz="0" w:space="0" w:color="000000"/>
+                <w:top w:val="none" w:sz="0" w:space="0" w:color="000000"/>
+                <w:left w:val="none" w:sz="0" w:space="0" w:color="000000"/>
+                <w:right w:val="none" w:sz="0" w:space="0" w:color="000000"/>
+              </w:pBdr>
+              <w:spacing w:after="100" w:before="100" w:line="240"/>
+              <w:ind w:left="100" w:right="100" w:firstLine="0" w:firstLineChars="0"/>
+              <w:rPr>
+                <w:rFonts w:ascii="Arial" w:hAnsi="Arial" w:eastAsia="Arial" w:cs="Arial"/>
+                <w:i w:val="false"/>
+                <w:b w:val="false"/>
+                <w:u w:val="none"/>
+                <w:sz w:val="18"/>
+                <w:szCs w:val="18"/>
+                <w:color w:val="000000"/>
+              </w:rPr>
+            </w:pPr>
+            <w:r>
+              <w:rPr>
+                <w:rFonts w:ascii="Arial" w:hAnsi="Arial" w:eastAsia="Arial" w:cs="Arial"/>
+                <w:i w:val="false"/>
+                <w:b w:val="false"/>
+                <w:u w:val="none"/>
+                <w:sz w:val="18"/>
+                <w:szCs w:val="18"/>
+                <w:color w:val="000000"/>
+              </w:rPr>
+              <w:t xml:space="preserve">0.692</w:t>
             </w:r>
           </w:p>
         </w:tc>
@@ -3696,113 +3696,113 @@
                 <w:szCs w:val="18"/>
                 <w:color w:val="000000"/>
               </w:rPr>
-              <w:t xml:space="preserve">7 (2.6)</w:t>
-            </w:r>
-          </w:p>
-        </w:tc>
-        <w:tc>
-          <w:tcPr>
-            <w:tcBorders>
-              <w:bottom w:val="none" w:sz="0" w:space="0" w:color="000000"/>
-              <w:top w:val="none" w:sz="0" w:space="0" w:color="000000"/>
-              <w:left w:val="none" w:sz="0" w:space="0" w:color="000000"/>
-              <w:right w:val="none" w:sz="0" w:space="0" w:color="000000"/>
-            </w:tcBorders>
-            <w:shd w:val="clear" w:color="auto" w:fill="FFFFFF"/>
-            <w:tcMar>
-              <w:top w:w="0" w:type="dxa"/>
-              <w:bottom w:w="0" w:type="dxa"/>
-              <w:left w:w="0" w:type="dxa"/>
-              <w:right w:w="0" w:type="dxa"/>
-            </w:tcMar>
-            <w:vAlign w:val="center"/>
-          </w:tcPr>
-          <w:p>
-            <w:pPr>
-              <w:pStyle w:val="Normal"/>
-              <w:jc w:val="left"/>
-              <w:pBdr>
-                <w:bottom w:val="none" w:sz="0" w:space="0" w:color="000000"/>
-                <w:top w:val="none" w:sz="0" w:space="0" w:color="000000"/>
-                <w:left w:val="none" w:sz="0" w:space="0" w:color="000000"/>
-                <w:right w:val="none" w:sz="0" w:space="0" w:color="000000"/>
-              </w:pBdr>
-              <w:spacing w:after="100" w:before="100" w:line="240"/>
-              <w:ind w:left="100" w:right="100" w:firstLine="0" w:firstLineChars="0"/>
-              <w:rPr>
-                <w:rFonts w:ascii="Arial" w:hAnsi="Arial" w:eastAsia="Arial" w:cs="Arial"/>
-                <w:i w:val="false"/>
-                <w:b w:val="false"/>
-                <w:u w:val="none"/>
-                <w:sz w:val="18"/>
-                <w:szCs w:val="18"/>
-                <w:color w:val="000000"/>
-              </w:rPr>
-            </w:pPr>
-            <w:r>
-              <w:rPr>
-                <w:rFonts w:ascii="Arial" w:hAnsi="Arial" w:eastAsia="Arial" w:cs="Arial"/>
-                <w:i w:val="false"/>
-                <w:b w:val="false"/>
-                <w:u w:val="none"/>
-                <w:sz w:val="18"/>
-                <w:szCs w:val="18"/>
-                <w:color w:val="000000"/>
-              </w:rPr>
-              <w:t xml:space="preserve">3 (2.3)</w:t>
-            </w:r>
-          </w:p>
-        </w:tc>
-        <w:tc>
-          <w:tcPr>
-            <w:tcBorders>
-              <w:bottom w:val="none" w:sz="0" w:space="0" w:color="000000"/>
-              <w:top w:val="none" w:sz="0" w:space="0" w:color="000000"/>
-              <w:left w:val="none" w:sz="0" w:space="0" w:color="000000"/>
-              <w:right w:val="none" w:sz="0" w:space="0" w:color="000000"/>
-            </w:tcBorders>
-            <w:shd w:val="clear" w:color="auto" w:fill="FFFFFF"/>
-            <w:tcMar>
-              <w:top w:w="0" w:type="dxa"/>
-              <w:bottom w:w="0" w:type="dxa"/>
-              <w:left w:w="0" w:type="dxa"/>
-              <w:right w:w="0" w:type="dxa"/>
-            </w:tcMar>
-            <w:vAlign w:val="center"/>
-          </w:tcPr>
-          <w:p>
-            <w:pPr>
-              <w:pStyle w:val="Normal"/>
-              <w:jc w:val="left"/>
-              <w:pBdr>
-                <w:bottom w:val="none" w:sz="0" w:space="0" w:color="000000"/>
-                <w:top w:val="none" w:sz="0" w:space="0" w:color="000000"/>
-                <w:left w:val="none" w:sz="0" w:space="0" w:color="000000"/>
-                <w:right w:val="none" w:sz="0" w:space="0" w:color="000000"/>
-              </w:pBdr>
-              <w:spacing w:after="100" w:before="100" w:line="240"/>
-              <w:ind w:left="100" w:right="100" w:firstLine="0" w:firstLineChars="0"/>
-              <w:rPr>
-                <w:rFonts w:ascii="Arial" w:hAnsi="Arial" w:eastAsia="Arial" w:cs="Arial"/>
-                <w:i w:val="false"/>
-                <w:b w:val="false"/>
-                <w:u w:val="none"/>
-                <w:sz w:val="18"/>
-                <w:szCs w:val="18"/>
-                <w:color w:val="000000"/>
-              </w:rPr>
-            </w:pPr>
-            <w:r>
-              <w:rPr>
-                <w:rFonts w:ascii="Arial" w:hAnsi="Arial" w:eastAsia="Arial" w:cs="Arial"/>
-                <w:i w:val="false"/>
-                <w:b w:val="false"/>
-                <w:u w:val="none"/>
-                <w:sz w:val="18"/>
-                <w:szCs w:val="18"/>
-                <w:color w:val="000000"/>
-              </w:rPr>
-              <w:t xml:space="preserve">1 (1.6)</w:t>
+              <w:t xml:space="preserve">1 (1.6%)</w:t>
+            </w:r>
+          </w:p>
+        </w:tc>
+        <w:tc>
+          <w:tcPr>
+            <w:tcBorders>
+              <w:bottom w:val="none" w:sz="0" w:space="0" w:color="000000"/>
+              <w:top w:val="none" w:sz="0" w:space="0" w:color="000000"/>
+              <w:left w:val="none" w:sz="0" w:space="0" w:color="000000"/>
+              <w:right w:val="none" w:sz="0" w:space="0" w:color="000000"/>
+            </w:tcBorders>
+            <w:shd w:val="clear" w:color="auto" w:fill="FFFFFF"/>
+            <w:tcMar>
+              <w:top w:w="0" w:type="dxa"/>
+              <w:bottom w:w="0" w:type="dxa"/>
+              <w:left w:w="0" w:type="dxa"/>
+              <w:right w:w="0" w:type="dxa"/>
+            </w:tcMar>
+            <w:vAlign w:val="center"/>
+          </w:tcPr>
+          <w:p>
+            <w:pPr>
+              <w:pStyle w:val="Normal"/>
+              <w:jc w:val="left"/>
+              <w:pBdr>
+                <w:bottom w:val="none" w:sz="0" w:space="0" w:color="000000"/>
+                <w:top w:val="none" w:sz="0" w:space="0" w:color="000000"/>
+                <w:left w:val="none" w:sz="0" w:space="0" w:color="000000"/>
+                <w:right w:val="none" w:sz="0" w:space="0" w:color="000000"/>
+              </w:pBdr>
+              <w:spacing w:after="100" w:before="100" w:line="240"/>
+              <w:ind w:left="100" w:right="100" w:firstLine="0" w:firstLineChars="0"/>
+              <w:rPr>
+                <w:rFonts w:ascii="Arial" w:hAnsi="Arial" w:eastAsia="Arial" w:cs="Arial"/>
+                <w:i w:val="false"/>
+                <w:b w:val="false"/>
+                <w:u w:val="none"/>
+                <w:sz w:val="18"/>
+                <w:szCs w:val="18"/>
+                <w:color w:val="000000"/>
+              </w:rPr>
+            </w:pPr>
+            <w:r>
+              <w:rPr>
+                <w:rFonts w:ascii="Arial" w:hAnsi="Arial" w:eastAsia="Arial" w:cs="Arial"/>
+                <w:i w:val="false"/>
+                <w:b w:val="false"/>
+                <w:u w:val="none"/>
+                <w:sz w:val="18"/>
+                <w:szCs w:val="18"/>
+                <w:color w:val="000000"/>
+              </w:rPr>
+              <w:t xml:space="preserve">7 (2.6%)</w:t>
+            </w:r>
+          </w:p>
+        </w:tc>
+        <w:tc>
+          <w:tcPr>
+            <w:tcBorders>
+              <w:bottom w:val="none" w:sz="0" w:space="0" w:color="000000"/>
+              <w:top w:val="none" w:sz="0" w:space="0" w:color="000000"/>
+              <w:left w:val="none" w:sz="0" w:space="0" w:color="000000"/>
+              <w:right w:val="none" w:sz="0" w:space="0" w:color="000000"/>
+            </w:tcBorders>
+            <w:shd w:val="clear" w:color="auto" w:fill="FFFFFF"/>
+            <w:tcMar>
+              <w:top w:w="0" w:type="dxa"/>
+              <w:bottom w:w="0" w:type="dxa"/>
+              <w:left w:w="0" w:type="dxa"/>
+              <w:right w:w="0" w:type="dxa"/>
+            </w:tcMar>
+            <w:vAlign w:val="center"/>
+          </w:tcPr>
+          <w:p>
+            <w:pPr>
+              <w:pStyle w:val="Normal"/>
+              <w:jc w:val="left"/>
+              <w:pBdr>
+                <w:bottom w:val="none" w:sz="0" w:space="0" w:color="000000"/>
+                <w:top w:val="none" w:sz="0" w:space="0" w:color="000000"/>
+                <w:left w:val="none" w:sz="0" w:space="0" w:color="000000"/>
+                <w:right w:val="none" w:sz="0" w:space="0" w:color="000000"/>
+              </w:pBdr>
+              <w:spacing w:after="100" w:before="100" w:line="240"/>
+              <w:ind w:left="100" w:right="100" w:firstLine="0" w:firstLineChars="0"/>
+              <w:rPr>
+                <w:rFonts w:ascii="Arial" w:hAnsi="Arial" w:eastAsia="Arial" w:cs="Arial"/>
+                <w:i w:val="false"/>
+                <w:b w:val="false"/>
+                <w:u w:val="none"/>
+                <w:sz w:val="18"/>
+                <w:szCs w:val="18"/>
+                <w:color w:val="000000"/>
+              </w:rPr>
+            </w:pPr>
+            <w:r>
+              <w:rPr>
+                <w:rFonts w:ascii="Arial" w:hAnsi="Arial" w:eastAsia="Arial" w:cs="Arial"/>
+                <w:i w:val="false"/>
+                <w:b w:val="false"/>
+                <w:u w:val="none"/>
+                <w:sz w:val="18"/>
+                <w:szCs w:val="18"/>
+                <w:color w:val="000000"/>
+              </w:rPr>
+              <w:t xml:space="preserve">3 (2.3%)</w:t>
             </w:r>
           </w:p>
         </w:tc>
@@ -4020,113 +4020,113 @@
                 <w:szCs w:val="18"/>
                 <w:color w:val="000000"/>
               </w:rPr>
-              <w:t xml:space="preserve">61 (23.0)</w:t>
-            </w:r>
-          </w:p>
-        </w:tc>
-        <w:tc>
-          <w:tcPr>
-            <w:tcBorders>
-              <w:bottom w:val="none" w:sz="0" w:space="0" w:color="000000"/>
-              <w:top w:val="none" w:sz="0" w:space="0" w:color="000000"/>
-              <w:left w:val="none" w:sz="0" w:space="0" w:color="000000"/>
-              <w:right w:val="none" w:sz="0" w:space="0" w:color="000000"/>
-            </w:tcBorders>
-            <w:shd w:val="clear" w:color="auto" w:fill="FFFFFF"/>
-            <w:tcMar>
-              <w:top w:w="0" w:type="dxa"/>
-              <w:bottom w:w="0" w:type="dxa"/>
-              <w:left w:w="0" w:type="dxa"/>
-              <w:right w:w="0" w:type="dxa"/>
-            </w:tcMar>
-            <w:vAlign w:val="center"/>
-          </w:tcPr>
-          <w:p>
-            <w:pPr>
-              <w:pStyle w:val="Normal"/>
-              <w:jc w:val="left"/>
-              <w:pBdr>
-                <w:bottom w:val="none" w:sz="0" w:space="0" w:color="000000"/>
-                <w:top w:val="none" w:sz="0" w:space="0" w:color="000000"/>
-                <w:left w:val="none" w:sz="0" w:space="0" w:color="000000"/>
-                <w:right w:val="none" w:sz="0" w:space="0" w:color="000000"/>
-              </w:pBdr>
-              <w:spacing w:after="100" w:before="100" w:line="240"/>
-              <w:ind w:left="100" w:right="100" w:firstLine="0" w:firstLineChars="0"/>
-              <w:rPr>
-                <w:rFonts w:ascii="Arial" w:hAnsi="Arial" w:eastAsia="Arial" w:cs="Arial"/>
-                <w:i w:val="false"/>
-                <w:b w:val="false"/>
-                <w:u w:val="none"/>
-                <w:sz w:val="18"/>
-                <w:szCs w:val="18"/>
-                <w:color w:val="000000"/>
-              </w:rPr>
-            </w:pPr>
-            <w:r>
-              <w:rPr>
-                <w:rFonts w:ascii="Arial" w:hAnsi="Arial" w:eastAsia="Arial" w:cs="Arial"/>
-                <w:i w:val="false"/>
-                <w:b w:val="false"/>
-                <w:u w:val="none"/>
-                <w:sz w:val="18"/>
-                <w:szCs w:val="18"/>
-                <w:color w:val="000000"/>
-              </w:rPr>
-              <w:t xml:space="preserve">32 (25.0)</w:t>
-            </w:r>
-          </w:p>
-        </w:tc>
-        <w:tc>
-          <w:tcPr>
-            <w:tcBorders>
-              <w:bottom w:val="none" w:sz="0" w:space="0" w:color="000000"/>
-              <w:top w:val="none" w:sz="0" w:space="0" w:color="000000"/>
-              <w:left w:val="none" w:sz="0" w:space="0" w:color="000000"/>
-              <w:right w:val="none" w:sz="0" w:space="0" w:color="000000"/>
-            </w:tcBorders>
-            <w:shd w:val="clear" w:color="auto" w:fill="FFFFFF"/>
-            <w:tcMar>
-              <w:top w:w="0" w:type="dxa"/>
-              <w:bottom w:w="0" w:type="dxa"/>
-              <w:left w:w="0" w:type="dxa"/>
-              <w:right w:w="0" w:type="dxa"/>
-            </w:tcMar>
-            <w:vAlign w:val="center"/>
-          </w:tcPr>
-          <w:p>
-            <w:pPr>
-              <w:pStyle w:val="Normal"/>
-              <w:jc w:val="left"/>
-              <w:pBdr>
-                <w:bottom w:val="none" w:sz="0" w:space="0" w:color="000000"/>
-                <w:top w:val="none" w:sz="0" w:space="0" w:color="000000"/>
-                <w:left w:val="none" w:sz="0" w:space="0" w:color="000000"/>
-                <w:right w:val="none" w:sz="0" w:space="0" w:color="000000"/>
-              </w:pBdr>
-              <w:spacing w:after="100" w:before="100" w:line="240"/>
-              <w:ind w:left="100" w:right="100" w:firstLine="0" w:firstLineChars="0"/>
-              <w:rPr>
-                <w:rFonts w:ascii="Arial" w:hAnsi="Arial" w:eastAsia="Arial" w:cs="Arial"/>
-                <w:i w:val="false"/>
-                <w:b w:val="false"/>
-                <w:u w:val="none"/>
-                <w:sz w:val="18"/>
-                <w:szCs w:val="18"/>
-                <w:color w:val="000000"/>
-              </w:rPr>
-            </w:pPr>
-            <w:r>
-              <w:rPr>
-                <w:rFonts w:ascii="Arial" w:hAnsi="Arial" w:eastAsia="Arial" w:cs="Arial"/>
-                <w:i w:val="false"/>
-                <w:b w:val="false"/>
-                <w:u w:val="none"/>
-                <w:sz w:val="18"/>
-                <w:szCs w:val="18"/>
-                <w:color w:val="000000"/>
-              </w:rPr>
-              <w:t xml:space="preserve">18 (28.6)</w:t>
+              <w:t xml:space="preserve">18 (28.6%)</w:t>
+            </w:r>
+          </w:p>
+        </w:tc>
+        <w:tc>
+          <w:tcPr>
+            <w:tcBorders>
+              <w:bottom w:val="none" w:sz="0" w:space="0" w:color="000000"/>
+              <w:top w:val="none" w:sz="0" w:space="0" w:color="000000"/>
+              <w:left w:val="none" w:sz="0" w:space="0" w:color="000000"/>
+              <w:right w:val="none" w:sz="0" w:space="0" w:color="000000"/>
+            </w:tcBorders>
+            <w:shd w:val="clear" w:color="auto" w:fill="FFFFFF"/>
+            <w:tcMar>
+              <w:top w:w="0" w:type="dxa"/>
+              <w:bottom w:w="0" w:type="dxa"/>
+              <w:left w:w="0" w:type="dxa"/>
+              <w:right w:w="0" w:type="dxa"/>
+            </w:tcMar>
+            <w:vAlign w:val="center"/>
+          </w:tcPr>
+          <w:p>
+            <w:pPr>
+              <w:pStyle w:val="Normal"/>
+              <w:jc w:val="left"/>
+              <w:pBdr>
+                <w:bottom w:val="none" w:sz="0" w:space="0" w:color="000000"/>
+                <w:top w:val="none" w:sz="0" w:space="0" w:color="000000"/>
+                <w:left w:val="none" w:sz="0" w:space="0" w:color="000000"/>
+                <w:right w:val="none" w:sz="0" w:space="0" w:color="000000"/>
+              </w:pBdr>
+              <w:spacing w:after="100" w:before="100" w:line="240"/>
+              <w:ind w:left="100" w:right="100" w:firstLine="0" w:firstLineChars="0"/>
+              <w:rPr>
+                <w:rFonts w:ascii="Arial" w:hAnsi="Arial" w:eastAsia="Arial" w:cs="Arial"/>
+                <w:i w:val="false"/>
+                <w:b w:val="false"/>
+                <w:u w:val="none"/>
+                <w:sz w:val="18"/>
+                <w:szCs w:val="18"/>
+                <w:color w:val="000000"/>
+              </w:rPr>
+            </w:pPr>
+            <w:r>
+              <w:rPr>
+                <w:rFonts w:ascii="Arial" w:hAnsi="Arial" w:eastAsia="Arial" w:cs="Arial"/>
+                <w:i w:val="false"/>
+                <w:b w:val="false"/>
+                <w:u w:val="none"/>
+                <w:sz w:val="18"/>
+                <w:szCs w:val="18"/>
+                <w:color w:val="000000"/>
+              </w:rPr>
+              <w:t xml:space="preserve">61 (22.9%)</w:t>
+            </w:r>
+          </w:p>
+        </w:tc>
+        <w:tc>
+          <w:tcPr>
+            <w:tcBorders>
+              <w:bottom w:val="none" w:sz="0" w:space="0" w:color="000000"/>
+              <w:top w:val="none" w:sz="0" w:space="0" w:color="000000"/>
+              <w:left w:val="none" w:sz="0" w:space="0" w:color="000000"/>
+              <w:right w:val="none" w:sz="0" w:space="0" w:color="000000"/>
+            </w:tcBorders>
+            <w:shd w:val="clear" w:color="auto" w:fill="FFFFFF"/>
+            <w:tcMar>
+              <w:top w:w="0" w:type="dxa"/>
+              <w:bottom w:w="0" w:type="dxa"/>
+              <w:left w:w="0" w:type="dxa"/>
+              <w:right w:w="0" w:type="dxa"/>
+            </w:tcMar>
+            <w:vAlign w:val="center"/>
+          </w:tcPr>
+          <w:p>
+            <w:pPr>
+              <w:pStyle w:val="Normal"/>
+              <w:jc w:val="left"/>
+              <w:pBdr>
+                <w:bottom w:val="none" w:sz="0" w:space="0" w:color="000000"/>
+                <w:top w:val="none" w:sz="0" w:space="0" w:color="000000"/>
+                <w:left w:val="none" w:sz="0" w:space="0" w:color="000000"/>
+                <w:right w:val="none" w:sz="0" w:space="0" w:color="000000"/>
+              </w:pBdr>
+              <w:spacing w:after="100" w:before="100" w:line="240"/>
+              <w:ind w:left="100" w:right="100" w:firstLine="0" w:firstLineChars="0"/>
+              <w:rPr>
+                <w:rFonts w:ascii="Arial" w:hAnsi="Arial" w:eastAsia="Arial" w:cs="Arial"/>
+                <w:i w:val="false"/>
+                <w:b w:val="false"/>
+                <w:u w:val="none"/>
+                <w:sz w:val="18"/>
+                <w:szCs w:val="18"/>
+                <w:color w:val="000000"/>
+              </w:rPr>
+            </w:pPr>
+            <w:r>
+              <w:rPr>
+                <w:rFonts w:ascii="Arial" w:hAnsi="Arial" w:eastAsia="Arial" w:cs="Arial"/>
+                <w:i w:val="false"/>
+                <w:b w:val="false"/>
+                <w:u w:val="none"/>
+                <w:sz w:val="18"/>
+                <w:szCs w:val="18"/>
+                <w:color w:val="000000"/>
+              </w:rPr>
+              <w:t xml:space="preserve">32 (24.8%)</w:t>
             </w:r>
           </w:p>
         </w:tc>
@@ -4344,113 +4344,113 @@
                 <w:szCs w:val="18"/>
                 <w:color w:val="000000"/>
               </w:rPr>
-              <w:t xml:space="preserve">154 (58.1)</w:t>
-            </w:r>
-          </w:p>
-        </w:tc>
-        <w:tc>
-          <w:tcPr>
-            <w:tcBorders>
-              <w:bottom w:val="none" w:sz="0" w:space="0" w:color="000000"/>
-              <w:top w:val="none" w:sz="0" w:space="0" w:color="000000"/>
-              <w:left w:val="none" w:sz="0" w:space="0" w:color="000000"/>
-              <w:right w:val="none" w:sz="0" w:space="0" w:color="000000"/>
-            </w:tcBorders>
-            <w:shd w:val="clear" w:color="auto" w:fill="FFFFFF"/>
-            <w:tcMar>
-              <w:top w:w="0" w:type="dxa"/>
-              <w:bottom w:w="0" w:type="dxa"/>
-              <w:left w:w="0" w:type="dxa"/>
-              <w:right w:w="0" w:type="dxa"/>
-            </w:tcMar>
-            <w:vAlign w:val="center"/>
-          </w:tcPr>
-          <w:p>
-            <w:pPr>
-              <w:pStyle w:val="Normal"/>
-              <w:jc w:val="left"/>
-              <w:pBdr>
-                <w:bottom w:val="none" w:sz="0" w:space="0" w:color="000000"/>
-                <w:top w:val="none" w:sz="0" w:space="0" w:color="000000"/>
-                <w:left w:val="none" w:sz="0" w:space="0" w:color="000000"/>
-                <w:right w:val="none" w:sz="0" w:space="0" w:color="000000"/>
-              </w:pBdr>
-              <w:spacing w:after="100" w:before="100" w:line="240"/>
-              <w:ind w:left="100" w:right="100" w:firstLine="0" w:firstLineChars="0"/>
-              <w:rPr>
-                <w:rFonts w:ascii="Arial" w:hAnsi="Arial" w:eastAsia="Arial" w:cs="Arial"/>
-                <w:i w:val="false"/>
-                <w:b w:val="false"/>
-                <w:u w:val="none"/>
-                <w:sz w:val="18"/>
-                <w:szCs w:val="18"/>
-                <w:color w:val="000000"/>
-              </w:rPr>
-            </w:pPr>
-            <w:r>
-              <w:rPr>
-                <w:rFonts w:ascii="Arial" w:hAnsi="Arial" w:eastAsia="Arial" w:cs="Arial"/>
-                <w:i w:val="false"/>
-                <w:b w:val="false"/>
-                <w:u w:val="none"/>
-                <w:sz w:val="18"/>
-                <w:szCs w:val="18"/>
-                <w:color w:val="000000"/>
-              </w:rPr>
-              <w:t xml:space="preserve">70 (54.7)</w:t>
-            </w:r>
-          </w:p>
-        </w:tc>
-        <w:tc>
-          <w:tcPr>
-            <w:tcBorders>
-              <w:bottom w:val="none" w:sz="0" w:space="0" w:color="000000"/>
-              <w:top w:val="none" w:sz="0" w:space="0" w:color="000000"/>
-              <w:left w:val="none" w:sz="0" w:space="0" w:color="000000"/>
-              <w:right w:val="none" w:sz="0" w:space="0" w:color="000000"/>
-            </w:tcBorders>
-            <w:shd w:val="clear" w:color="auto" w:fill="FFFFFF"/>
-            <w:tcMar>
-              <w:top w:w="0" w:type="dxa"/>
-              <w:bottom w:w="0" w:type="dxa"/>
-              <w:left w:w="0" w:type="dxa"/>
-              <w:right w:w="0" w:type="dxa"/>
-            </w:tcMar>
-            <w:vAlign w:val="center"/>
-          </w:tcPr>
-          <w:p>
-            <w:pPr>
-              <w:pStyle w:val="Normal"/>
-              <w:jc w:val="left"/>
-              <w:pBdr>
-                <w:bottom w:val="none" w:sz="0" w:space="0" w:color="000000"/>
-                <w:top w:val="none" w:sz="0" w:space="0" w:color="000000"/>
-                <w:left w:val="none" w:sz="0" w:space="0" w:color="000000"/>
-                <w:right w:val="none" w:sz="0" w:space="0" w:color="000000"/>
-              </w:pBdr>
-              <w:spacing w:after="100" w:before="100" w:line="240"/>
-              <w:ind w:left="100" w:right="100" w:firstLine="0" w:firstLineChars="0"/>
-              <w:rPr>
-                <w:rFonts w:ascii="Arial" w:hAnsi="Arial" w:eastAsia="Arial" w:cs="Arial"/>
-                <w:i w:val="false"/>
-                <w:b w:val="false"/>
-                <w:u w:val="none"/>
-                <w:sz w:val="18"/>
-                <w:szCs w:val="18"/>
-                <w:color w:val="000000"/>
-              </w:rPr>
-            </w:pPr>
-            <w:r>
-              <w:rPr>
-                <w:rFonts w:ascii="Arial" w:hAnsi="Arial" w:eastAsia="Arial" w:cs="Arial"/>
-                <w:i w:val="false"/>
-                <w:b w:val="false"/>
-                <w:u w:val="none"/>
-                <w:sz w:val="18"/>
-                <w:szCs w:val="18"/>
-                <w:color w:val="000000"/>
-              </w:rPr>
-              <w:t xml:space="preserve">38 (60.3)</w:t>
+              <w:t xml:space="preserve">38 (60.3%)</w:t>
+            </w:r>
+          </w:p>
+        </w:tc>
+        <w:tc>
+          <w:tcPr>
+            <w:tcBorders>
+              <w:bottom w:val="none" w:sz="0" w:space="0" w:color="000000"/>
+              <w:top w:val="none" w:sz="0" w:space="0" w:color="000000"/>
+              <w:left w:val="none" w:sz="0" w:space="0" w:color="000000"/>
+              <w:right w:val="none" w:sz="0" w:space="0" w:color="000000"/>
+            </w:tcBorders>
+            <w:shd w:val="clear" w:color="auto" w:fill="FFFFFF"/>
+            <w:tcMar>
+              <w:top w:w="0" w:type="dxa"/>
+              <w:bottom w:w="0" w:type="dxa"/>
+              <w:left w:w="0" w:type="dxa"/>
+              <w:right w:w="0" w:type="dxa"/>
+            </w:tcMar>
+            <w:vAlign w:val="center"/>
+          </w:tcPr>
+          <w:p>
+            <w:pPr>
+              <w:pStyle w:val="Normal"/>
+              <w:jc w:val="left"/>
+              <w:pBdr>
+                <w:bottom w:val="none" w:sz="0" w:space="0" w:color="000000"/>
+                <w:top w:val="none" w:sz="0" w:space="0" w:color="000000"/>
+                <w:left w:val="none" w:sz="0" w:space="0" w:color="000000"/>
+                <w:right w:val="none" w:sz="0" w:space="0" w:color="000000"/>
+              </w:pBdr>
+              <w:spacing w:after="100" w:before="100" w:line="240"/>
+              <w:ind w:left="100" w:right="100" w:firstLine="0" w:firstLineChars="0"/>
+              <w:rPr>
+                <w:rFonts w:ascii="Arial" w:hAnsi="Arial" w:eastAsia="Arial" w:cs="Arial"/>
+                <w:i w:val="false"/>
+                <w:b w:val="false"/>
+                <w:u w:val="none"/>
+                <w:sz w:val="18"/>
+                <w:szCs w:val="18"/>
+                <w:color w:val="000000"/>
+              </w:rPr>
+            </w:pPr>
+            <w:r>
+              <w:rPr>
+                <w:rFonts w:ascii="Arial" w:hAnsi="Arial" w:eastAsia="Arial" w:cs="Arial"/>
+                <w:i w:val="false"/>
+                <w:b w:val="false"/>
+                <w:u w:val="none"/>
+                <w:sz w:val="18"/>
+                <w:szCs w:val="18"/>
+                <w:color w:val="000000"/>
+              </w:rPr>
+              <w:t xml:space="preserve">155 (58.3%)</w:t>
+            </w:r>
+          </w:p>
+        </w:tc>
+        <w:tc>
+          <w:tcPr>
+            <w:tcBorders>
+              <w:bottom w:val="none" w:sz="0" w:space="0" w:color="000000"/>
+              <w:top w:val="none" w:sz="0" w:space="0" w:color="000000"/>
+              <w:left w:val="none" w:sz="0" w:space="0" w:color="000000"/>
+              <w:right w:val="none" w:sz="0" w:space="0" w:color="000000"/>
+            </w:tcBorders>
+            <w:shd w:val="clear" w:color="auto" w:fill="FFFFFF"/>
+            <w:tcMar>
+              <w:top w:w="0" w:type="dxa"/>
+              <w:bottom w:w="0" w:type="dxa"/>
+              <w:left w:w="0" w:type="dxa"/>
+              <w:right w:w="0" w:type="dxa"/>
+            </w:tcMar>
+            <w:vAlign w:val="center"/>
+          </w:tcPr>
+          <w:p>
+            <w:pPr>
+              <w:pStyle w:val="Normal"/>
+              <w:jc w:val="left"/>
+              <w:pBdr>
+                <w:bottom w:val="none" w:sz="0" w:space="0" w:color="000000"/>
+                <w:top w:val="none" w:sz="0" w:space="0" w:color="000000"/>
+                <w:left w:val="none" w:sz="0" w:space="0" w:color="000000"/>
+                <w:right w:val="none" w:sz="0" w:space="0" w:color="000000"/>
+              </w:pBdr>
+              <w:spacing w:after="100" w:before="100" w:line="240"/>
+              <w:ind w:left="100" w:right="100" w:firstLine="0" w:firstLineChars="0"/>
+              <w:rPr>
+                <w:rFonts w:ascii="Arial" w:hAnsi="Arial" w:eastAsia="Arial" w:cs="Arial"/>
+                <w:i w:val="false"/>
+                <w:b w:val="false"/>
+                <w:u w:val="none"/>
+                <w:sz w:val="18"/>
+                <w:szCs w:val="18"/>
+                <w:color w:val="000000"/>
+              </w:rPr>
+            </w:pPr>
+            <w:r>
+              <w:rPr>
+                <w:rFonts w:ascii="Arial" w:hAnsi="Arial" w:eastAsia="Arial" w:cs="Arial"/>
+                <w:i w:val="false"/>
+                <w:b w:val="false"/>
+                <w:u w:val="none"/>
+                <w:sz w:val="18"/>
+                <w:szCs w:val="18"/>
+                <w:color w:val="000000"/>
+              </w:rPr>
+              <w:t xml:space="preserve">70 (54.3%)</w:t>
             </w:r>
           </w:p>
         </w:tc>
@@ -4668,113 +4668,113 @@
                 <w:szCs w:val="18"/>
                 <w:color w:val="000000"/>
               </w:rPr>
-              <w:t xml:space="preserve">24 (9.1)</w:t>
-            </w:r>
-          </w:p>
-        </w:tc>
-        <w:tc>
-          <w:tcPr>
-            <w:tcBorders>
-              <w:bottom w:val="none" w:sz="0" w:space="0" w:color="000000"/>
-              <w:top w:val="none" w:sz="0" w:space="0" w:color="000000"/>
-              <w:left w:val="none" w:sz="0" w:space="0" w:color="000000"/>
-              <w:right w:val="none" w:sz="0" w:space="0" w:color="000000"/>
-            </w:tcBorders>
-            <w:shd w:val="clear" w:color="auto" w:fill="FFFFFF"/>
-            <w:tcMar>
-              <w:top w:w="0" w:type="dxa"/>
-              <w:bottom w:w="0" w:type="dxa"/>
-              <w:left w:w="0" w:type="dxa"/>
-              <w:right w:w="0" w:type="dxa"/>
-            </w:tcMar>
-            <w:vAlign w:val="center"/>
-          </w:tcPr>
-          <w:p>
-            <w:pPr>
-              <w:pStyle w:val="Normal"/>
-              <w:jc w:val="left"/>
-              <w:pBdr>
-                <w:bottom w:val="none" w:sz="0" w:space="0" w:color="000000"/>
-                <w:top w:val="none" w:sz="0" w:space="0" w:color="000000"/>
-                <w:left w:val="none" w:sz="0" w:space="0" w:color="000000"/>
-                <w:right w:val="none" w:sz="0" w:space="0" w:color="000000"/>
-              </w:pBdr>
-              <w:spacing w:after="100" w:before="100" w:line="240"/>
-              <w:ind w:left="100" w:right="100" w:firstLine="0" w:firstLineChars="0"/>
-              <w:rPr>
-                <w:rFonts w:ascii="Arial" w:hAnsi="Arial" w:eastAsia="Arial" w:cs="Arial"/>
-                <w:i w:val="false"/>
-                <w:b w:val="false"/>
-                <w:u w:val="none"/>
-                <w:sz w:val="18"/>
-                <w:szCs w:val="18"/>
-                <w:color w:val="000000"/>
-              </w:rPr>
-            </w:pPr>
-            <w:r>
-              <w:rPr>
-                <w:rFonts w:ascii="Arial" w:hAnsi="Arial" w:eastAsia="Arial" w:cs="Arial"/>
-                <w:i w:val="false"/>
-                <w:b w:val="false"/>
-                <w:u w:val="none"/>
-                <w:sz w:val="18"/>
-                <w:szCs w:val="18"/>
-                <w:color w:val="000000"/>
-              </w:rPr>
-              <w:t xml:space="preserve">16 (12.5)</w:t>
-            </w:r>
-          </w:p>
-        </w:tc>
-        <w:tc>
-          <w:tcPr>
-            <w:tcBorders>
-              <w:bottom w:val="none" w:sz="0" w:space="0" w:color="000000"/>
-              <w:top w:val="none" w:sz="0" w:space="0" w:color="000000"/>
-              <w:left w:val="none" w:sz="0" w:space="0" w:color="000000"/>
-              <w:right w:val="none" w:sz="0" w:space="0" w:color="000000"/>
-            </w:tcBorders>
-            <w:shd w:val="clear" w:color="auto" w:fill="FFFFFF"/>
-            <w:tcMar>
-              <w:top w:w="0" w:type="dxa"/>
-              <w:bottom w:w="0" w:type="dxa"/>
-              <w:left w:w="0" w:type="dxa"/>
-              <w:right w:w="0" w:type="dxa"/>
-            </w:tcMar>
-            <w:vAlign w:val="center"/>
-          </w:tcPr>
-          <w:p>
-            <w:pPr>
-              <w:pStyle w:val="Normal"/>
-              <w:jc w:val="left"/>
-              <w:pBdr>
-                <w:bottom w:val="none" w:sz="0" w:space="0" w:color="000000"/>
-                <w:top w:val="none" w:sz="0" w:space="0" w:color="000000"/>
-                <w:left w:val="none" w:sz="0" w:space="0" w:color="000000"/>
-                <w:right w:val="none" w:sz="0" w:space="0" w:color="000000"/>
-              </w:pBdr>
-              <w:spacing w:after="100" w:before="100" w:line="240"/>
-              <w:ind w:left="100" w:right="100" w:firstLine="0" w:firstLineChars="0"/>
-              <w:rPr>
-                <w:rFonts w:ascii="Arial" w:hAnsi="Arial" w:eastAsia="Arial" w:cs="Arial"/>
-                <w:i w:val="false"/>
-                <w:b w:val="false"/>
-                <w:u w:val="none"/>
-                <w:sz w:val="18"/>
-                <w:szCs w:val="18"/>
-                <w:color w:val="000000"/>
-              </w:rPr>
-            </w:pPr>
-            <w:r>
-              <w:rPr>
-                <w:rFonts w:ascii="Arial" w:hAnsi="Arial" w:eastAsia="Arial" w:cs="Arial"/>
-                <w:i w:val="false"/>
-                <w:b w:val="false"/>
-                <w:u w:val="none"/>
-                <w:sz w:val="18"/>
-                <w:szCs w:val="18"/>
-                <w:color w:val="000000"/>
-              </w:rPr>
-              <w:t xml:space="preserve">5 (7.9)</w:t>
+              <w:t xml:space="preserve">5 (7.9%)</w:t>
+            </w:r>
+          </w:p>
+        </w:tc>
+        <w:tc>
+          <w:tcPr>
+            <w:tcBorders>
+              <w:bottom w:val="none" w:sz="0" w:space="0" w:color="000000"/>
+              <w:top w:val="none" w:sz="0" w:space="0" w:color="000000"/>
+              <w:left w:val="none" w:sz="0" w:space="0" w:color="000000"/>
+              <w:right w:val="none" w:sz="0" w:space="0" w:color="000000"/>
+            </w:tcBorders>
+            <w:shd w:val="clear" w:color="auto" w:fill="FFFFFF"/>
+            <w:tcMar>
+              <w:top w:w="0" w:type="dxa"/>
+              <w:bottom w:w="0" w:type="dxa"/>
+              <w:left w:w="0" w:type="dxa"/>
+              <w:right w:w="0" w:type="dxa"/>
+            </w:tcMar>
+            <w:vAlign w:val="center"/>
+          </w:tcPr>
+          <w:p>
+            <w:pPr>
+              <w:pStyle w:val="Normal"/>
+              <w:jc w:val="left"/>
+              <w:pBdr>
+                <w:bottom w:val="none" w:sz="0" w:space="0" w:color="000000"/>
+                <w:top w:val="none" w:sz="0" w:space="0" w:color="000000"/>
+                <w:left w:val="none" w:sz="0" w:space="0" w:color="000000"/>
+                <w:right w:val="none" w:sz="0" w:space="0" w:color="000000"/>
+              </w:pBdr>
+              <w:spacing w:after="100" w:before="100" w:line="240"/>
+              <w:ind w:left="100" w:right="100" w:firstLine="0" w:firstLineChars="0"/>
+              <w:rPr>
+                <w:rFonts w:ascii="Arial" w:hAnsi="Arial" w:eastAsia="Arial" w:cs="Arial"/>
+                <w:i w:val="false"/>
+                <w:b w:val="false"/>
+                <w:u w:val="none"/>
+                <w:sz w:val="18"/>
+                <w:szCs w:val="18"/>
+                <w:color w:val="000000"/>
+              </w:rPr>
+            </w:pPr>
+            <w:r>
+              <w:rPr>
+                <w:rFonts w:ascii="Arial" w:hAnsi="Arial" w:eastAsia="Arial" w:cs="Arial"/>
+                <w:i w:val="false"/>
+                <w:b w:val="false"/>
+                <w:u w:val="none"/>
+                <w:sz w:val="18"/>
+                <w:szCs w:val="18"/>
+                <w:color w:val="000000"/>
+              </w:rPr>
+              <w:t xml:space="preserve">24 (9.0%)</w:t>
+            </w:r>
+          </w:p>
+        </w:tc>
+        <w:tc>
+          <w:tcPr>
+            <w:tcBorders>
+              <w:bottom w:val="none" w:sz="0" w:space="0" w:color="000000"/>
+              <w:top w:val="none" w:sz="0" w:space="0" w:color="000000"/>
+              <w:left w:val="none" w:sz="0" w:space="0" w:color="000000"/>
+              <w:right w:val="none" w:sz="0" w:space="0" w:color="000000"/>
+            </w:tcBorders>
+            <w:shd w:val="clear" w:color="auto" w:fill="FFFFFF"/>
+            <w:tcMar>
+              <w:top w:w="0" w:type="dxa"/>
+              <w:bottom w:w="0" w:type="dxa"/>
+              <w:left w:w="0" w:type="dxa"/>
+              <w:right w:w="0" w:type="dxa"/>
+            </w:tcMar>
+            <w:vAlign w:val="center"/>
+          </w:tcPr>
+          <w:p>
+            <w:pPr>
+              <w:pStyle w:val="Normal"/>
+              <w:jc w:val="left"/>
+              <w:pBdr>
+                <w:bottom w:val="none" w:sz="0" w:space="0" w:color="000000"/>
+                <w:top w:val="none" w:sz="0" w:space="0" w:color="000000"/>
+                <w:left w:val="none" w:sz="0" w:space="0" w:color="000000"/>
+                <w:right w:val="none" w:sz="0" w:space="0" w:color="000000"/>
+              </w:pBdr>
+              <w:spacing w:after="100" w:before="100" w:line="240"/>
+              <w:ind w:left="100" w:right="100" w:firstLine="0" w:firstLineChars="0"/>
+              <w:rPr>
+                <w:rFonts w:ascii="Arial" w:hAnsi="Arial" w:eastAsia="Arial" w:cs="Arial"/>
+                <w:i w:val="false"/>
+                <w:b w:val="false"/>
+                <w:u w:val="none"/>
+                <w:sz w:val="18"/>
+                <w:szCs w:val="18"/>
+                <w:color w:val="000000"/>
+              </w:rPr>
+            </w:pPr>
+            <w:r>
+              <w:rPr>
+                <w:rFonts w:ascii="Arial" w:hAnsi="Arial" w:eastAsia="Arial" w:cs="Arial"/>
+                <w:i w:val="false"/>
+                <w:b w:val="false"/>
+                <w:u w:val="none"/>
+                <w:sz w:val="18"/>
+                <w:szCs w:val="18"/>
+                <w:color w:val="000000"/>
+              </w:rPr>
+              <w:t xml:space="preserve">17 (13.2%)</w:t>
             </w:r>
           </w:p>
         </w:tc>
@@ -4992,113 +4992,113 @@
                 <w:szCs w:val="18"/>
                 <w:color w:val="000000"/>
               </w:rPr>
-              <w:t xml:space="preserve">19 (7.2)</w:t>
-            </w:r>
-          </w:p>
-        </w:tc>
-        <w:tc>
-          <w:tcPr>
-            <w:tcBorders>
-              <w:bottom w:val="none" w:sz="0" w:space="0" w:color="000000"/>
-              <w:top w:val="none" w:sz="0" w:space="0" w:color="000000"/>
-              <w:left w:val="none" w:sz="0" w:space="0" w:color="000000"/>
-              <w:right w:val="none" w:sz="0" w:space="0" w:color="000000"/>
-            </w:tcBorders>
-            <w:shd w:val="clear" w:color="auto" w:fill="FFFFFF"/>
-            <w:tcMar>
-              <w:top w:w="0" w:type="dxa"/>
-              <w:bottom w:w="0" w:type="dxa"/>
-              <w:left w:w="0" w:type="dxa"/>
-              <w:right w:w="0" w:type="dxa"/>
-            </w:tcMar>
-            <w:vAlign w:val="center"/>
-          </w:tcPr>
-          <w:p>
-            <w:pPr>
-              <w:pStyle w:val="Normal"/>
-              <w:jc w:val="left"/>
-              <w:pBdr>
-                <w:bottom w:val="none" w:sz="0" w:space="0" w:color="000000"/>
-                <w:top w:val="none" w:sz="0" w:space="0" w:color="000000"/>
-                <w:left w:val="none" w:sz="0" w:space="0" w:color="000000"/>
-                <w:right w:val="none" w:sz="0" w:space="0" w:color="000000"/>
-              </w:pBdr>
-              <w:spacing w:after="100" w:before="100" w:line="240"/>
-              <w:ind w:left="100" w:right="100" w:firstLine="0" w:firstLineChars="0"/>
-              <w:rPr>
-                <w:rFonts w:ascii="Arial" w:hAnsi="Arial" w:eastAsia="Arial" w:cs="Arial"/>
-                <w:i w:val="false"/>
-                <w:b w:val="false"/>
-                <w:u w:val="none"/>
-                <w:sz w:val="18"/>
-                <w:szCs w:val="18"/>
-                <w:color w:val="000000"/>
-              </w:rPr>
-            </w:pPr>
-            <w:r>
-              <w:rPr>
-                <w:rFonts w:ascii="Arial" w:hAnsi="Arial" w:eastAsia="Arial" w:cs="Arial"/>
-                <w:i w:val="false"/>
-                <w:b w:val="false"/>
-                <w:u w:val="none"/>
-                <w:sz w:val="18"/>
-                <w:szCs w:val="18"/>
-                <w:color w:val="000000"/>
-              </w:rPr>
-              <w:t xml:space="preserve">7 (5.5)</w:t>
-            </w:r>
-          </w:p>
-        </w:tc>
-        <w:tc>
-          <w:tcPr>
-            <w:tcBorders>
-              <w:bottom w:val="none" w:sz="0" w:space="0" w:color="000000"/>
-              <w:top w:val="none" w:sz="0" w:space="0" w:color="000000"/>
-              <w:left w:val="none" w:sz="0" w:space="0" w:color="000000"/>
-              <w:right w:val="none" w:sz="0" w:space="0" w:color="000000"/>
-            </w:tcBorders>
-            <w:shd w:val="clear" w:color="auto" w:fill="FFFFFF"/>
-            <w:tcMar>
-              <w:top w:w="0" w:type="dxa"/>
-              <w:bottom w:w="0" w:type="dxa"/>
-              <w:left w:w="0" w:type="dxa"/>
-              <w:right w:w="0" w:type="dxa"/>
-            </w:tcMar>
-            <w:vAlign w:val="center"/>
-          </w:tcPr>
-          <w:p>
-            <w:pPr>
-              <w:pStyle w:val="Normal"/>
-              <w:jc w:val="left"/>
-              <w:pBdr>
-                <w:bottom w:val="none" w:sz="0" w:space="0" w:color="000000"/>
-                <w:top w:val="none" w:sz="0" w:space="0" w:color="000000"/>
-                <w:left w:val="none" w:sz="0" w:space="0" w:color="000000"/>
-                <w:right w:val="none" w:sz="0" w:space="0" w:color="000000"/>
-              </w:pBdr>
-              <w:spacing w:after="100" w:before="100" w:line="240"/>
-              <w:ind w:left="100" w:right="100" w:firstLine="0" w:firstLineChars="0"/>
-              <w:rPr>
-                <w:rFonts w:ascii="Arial" w:hAnsi="Arial" w:eastAsia="Arial" w:cs="Arial"/>
-                <w:i w:val="false"/>
-                <w:b w:val="false"/>
-                <w:u w:val="none"/>
-                <w:sz w:val="18"/>
-                <w:szCs w:val="18"/>
-                <w:color w:val="000000"/>
-              </w:rPr>
-            </w:pPr>
-            <w:r>
-              <w:rPr>
-                <w:rFonts w:ascii="Arial" w:hAnsi="Arial" w:eastAsia="Arial" w:cs="Arial"/>
-                <w:i w:val="false"/>
-                <w:b w:val="false"/>
-                <w:u w:val="none"/>
-                <w:sz w:val="18"/>
-                <w:szCs w:val="18"/>
-                <w:color w:val="000000"/>
-              </w:rPr>
-              <w:t xml:space="preserve">1 (1.6)</w:t>
+              <w:t xml:space="preserve">1 (1.6%)</w:t>
+            </w:r>
+          </w:p>
+        </w:tc>
+        <w:tc>
+          <w:tcPr>
+            <w:tcBorders>
+              <w:bottom w:val="none" w:sz="0" w:space="0" w:color="000000"/>
+              <w:top w:val="none" w:sz="0" w:space="0" w:color="000000"/>
+              <w:left w:val="none" w:sz="0" w:space="0" w:color="000000"/>
+              <w:right w:val="none" w:sz="0" w:space="0" w:color="000000"/>
+            </w:tcBorders>
+            <w:shd w:val="clear" w:color="auto" w:fill="FFFFFF"/>
+            <w:tcMar>
+              <w:top w:w="0" w:type="dxa"/>
+              <w:bottom w:w="0" w:type="dxa"/>
+              <w:left w:w="0" w:type="dxa"/>
+              <w:right w:w="0" w:type="dxa"/>
+            </w:tcMar>
+            <w:vAlign w:val="center"/>
+          </w:tcPr>
+          <w:p>
+            <w:pPr>
+              <w:pStyle w:val="Normal"/>
+              <w:jc w:val="left"/>
+              <w:pBdr>
+                <w:bottom w:val="none" w:sz="0" w:space="0" w:color="000000"/>
+                <w:top w:val="none" w:sz="0" w:space="0" w:color="000000"/>
+                <w:left w:val="none" w:sz="0" w:space="0" w:color="000000"/>
+                <w:right w:val="none" w:sz="0" w:space="0" w:color="000000"/>
+              </w:pBdr>
+              <w:spacing w:after="100" w:before="100" w:line="240"/>
+              <w:ind w:left="100" w:right="100" w:firstLine="0" w:firstLineChars="0"/>
+              <w:rPr>
+                <w:rFonts w:ascii="Arial" w:hAnsi="Arial" w:eastAsia="Arial" w:cs="Arial"/>
+                <w:i w:val="false"/>
+                <w:b w:val="false"/>
+                <w:u w:val="none"/>
+                <w:sz w:val="18"/>
+                <w:szCs w:val="18"/>
+                <w:color w:val="000000"/>
+              </w:rPr>
+            </w:pPr>
+            <w:r>
+              <w:rPr>
+                <w:rFonts w:ascii="Arial" w:hAnsi="Arial" w:eastAsia="Arial" w:cs="Arial"/>
+                <w:i w:val="false"/>
+                <w:b w:val="false"/>
+                <w:u w:val="none"/>
+                <w:sz w:val="18"/>
+                <w:szCs w:val="18"/>
+                <w:color w:val="000000"/>
+              </w:rPr>
+              <w:t xml:space="preserve">19 (7.1%)</w:t>
+            </w:r>
+          </w:p>
+        </w:tc>
+        <w:tc>
+          <w:tcPr>
+            <w:tcBorders>
+              <w:bottom w:val="none" w:sz="0" w:space="0" w:color="000000"/>
+              <w:top w:val="none" w:sz="0" w:space="0" w:color="000000"/>
+              <w:left w:val="none" w:sz="0" w:space="0" w:color="000000"/>
+              <w:right w:val="none" w:sz="0" w:space="0" w:color="000000"/>
+            </w:tcBorders>
+            <w:shd w:val="clear" w:color="auto" w:fill="FFFFFF"/>
+            <w:tcMar>
+              <w:top w:w="0" w:type="dxa"/>
+              <w:bottom w:w="0" w:type="dxa"/>
+              <w:left w:w="0" w:type="dxa"/>
+              <w:right w:w="0" w:type="dxa"/>
+            </w:tcMar>
+            <w:vAlign w:val="center"/>
+          </w:tcPr>
+          <w:p>
+            <w:pPr>
+              <w:pStyle w:val="Normal"/>
+              <w:jc w:val="left"/>
+              <w:pBdr>
+                <w:bottom w:val="none" w:sz="0" w:space="0" w:color="000000"/>
+                <w:top w:val="none" w:sz="0" w:space="0" w:color="000000"/>
+                <w:left w:val="none" w:sz="0" w:space="0" w:color="000000"/>
+                <w:right w:val="none" w:sz="0" w:space="0" w:color="000000"/>
+              </w:pBdr>
+              <w:spacing w:after="100" w:before="100" w:line="240"/>
+              <w:ind w:left="100" w:right="100" w:firstLine="0" w:firstLineChars="0"/>
+              <w:rPr>
+                <w:rFonts w:ascii="Arial" w:hAnsi="Arial" w:eastAsia="Arial" w:cs="Arial"/>
+                <w:i w:val="false"/>
+                <w:b w:val="false"/>
+                <w:u w:val="none"/>
+                <w:sz w:val="18"/>
+                <w:szCs w:val="18"/>
+                <w:color w:val="000000"/>
+              </w:rPr>
+            </w:pPr>
+            <w:r>
+              <w:rPr>
+                <w:rFonts w:ascii="Arial" w:hAnsi="Arial" w:eastAsia="Arial" w:cs="Arial"/>
+                <w:i w:val="false"/>
+                <w:b w:val="false"/>
+                <w:u w:val="none"/>
+                <w:sz w:val="18"/>
+                <w:szCs w:val="18"/>
+                <w:color w:val="000000"/>
+              </w:rPr>
+              <w:t xml:space="preserve">7 (5.4%)</w:t>
             </w:r>
           </w:p>
         </w:tc>
@@ -5316,219 +5316,219 @@
                 <w:szCs w:val="18"/>
                 <w:color w:val="000000"/>
               </w:rPr>
-              <w:t xml:space="preserve">79 (29.8)</w:t>
-            </w:r>
-          </w:p>
-        </w:tc>
-        <w:tc>
-          <w:tcPr>
-            <w:tcBorders>
-              <w:bottom w:val="none" w:sz="0" w:space="0" w:color="000000"/>
-              <w:top w:val="none" w:sz="0" w:space="0" w:color="000000"/>
-              <w:left w:val="none" w:sz="0" w:space="0" w:color="000000"/>
-              <w:right w:val="none" w:sz="0" w:space="0" w:color="000000"/>
-            </w:tcBorders>
-            <w:shd w:val="clear" w:color="auto" w:fill="FFFFFF"/>
-            <w:tcMar>
-              <w:top w:w="0" w:type="dxa"/>
-              <w:bottom w:w="0" w:type="dxa"/>
-              <w:left w:w="0" w:type="dxa"/>
-              <w:right w:w="0" w:type="dxa"/>
-            </w:tcMar>
-            <w:vAlign w:val="center"/>
-          </w:tcPr>
-          <w:p>
-            <w:pPr>
-              <w:pStyle w:val="Normal"/>
-              <w:jc w:val="left"/>
-              <w:pBdr>
-                <w:bottom w:val="none" w:sz="0" w:space="0" w:color="000000"/>
-                <w:top w:val="none" w:sz="0" w:space="0" w:color="000000"/>
-                <w:left w:val="none" w:sz="0" w:space="0" w:color="000000"/>
-                <w:right w:val="none" w:sz="0" w:space="0" w:color="000000"/>
-              </w:pBdr>
-              <w:spacing w:after="100" w:before="100" w:line="240"/>
-              <w:ind w:left="100" w:right="100" w:firstLine="0" w:firstLineChars="0"/>
-              <w:rPr>
-                <w:rFonts w:ascii="Arial" w:hAnsi="Arial" w:eastAsia="Arial" w:cs="Arial"/>
-                <w:i w:val="false"/>
-                <w:b w:val="false"/>
-                <w:u w:val="none"/>
-                <w:sz w:val="18"/>
-                <w:szCs w:val="18"/>
-                <w:color w:val="000000"/>
-              </w:rPr>
-            </w:pPr>
-            <w:r>
-              <w:rPr>
-                <w:rFonts w:ascii="Arial" w:hAnsi="Arial" w:eastAsia="Arial" w:cs="Arial"/>
-                <w:i w:val="false"/>
-                <w:b w:val="false"/>
-                <w:u w:val="none"/>
-                <w:sz w:val="18"/>
-                <w:szCs w:val="18"/>
-                <w:color w:val="000000"/>
-              </w:rPr>
-              <w:t xml:space="preserve">39 (30.5)</w:t>
-            </w:r>
-          </w:p>
-        </w:tc>
-        <w:tc>
-          <w:tcPr>
-            <w:tcBorders>
-              <w:bottom w:val="none" w:sz="0" w:space="0" w:color="000000"/>
-              <w:top w:val="none" w:sz="0" w:space="0" w:color="000000"/>
-              <w:left w:val="none" w:sz="0" w:space="0" w:color="000000"/>
-              <w:right w:val="none" w:sz="0" w:space="0" w:color="000000"/>
-            </w:tcBorders>
-            <w:shd w:val="clear" w:color="auto" w:fill="FFFFFF"/>
-            <w:tcMar>
-              <w:top w:w="0" w:type="dxa"/>
-              <w:bottom w:w="0" w:type="dxa"/>
-              <w:left w:w="0" w:type="dxa"/>
-              <w:right w:w="0" w:type="dxa"/>
-            </w:tcMar>
-            <w:vAlign w:val="center"/>
-          </w:tcPr>
-          <w:p>
-            <w:pPr>
-              <w:pStyle w:val="Normal"/>
-              <w:jc w:val="left"/>
-              <w:pBdr>
-                <w:bottom w:val="none" w:sz="0" w:space="0" w:color="000000"/>
-                <w:top w:val="none" w:sz="0" w:space="0" w:color="000000"/>
-                <w:left w:val="none" w:sz="0" w:space="0" w:color="000000"/>
-                <w:right w:val="none" w:sz="0" w:space="0" w:color="000000"/>
-              </w:pBdr>
-              <w:spacing w:after="100" w:before="100" w:line="240"/>
-              <w:ind w:left="100" w:right="100" w:firstLine="0" w:firstLineChars="0"/>
-              <w:rPr>
-                <w:rFonts w:ascii="Arial" w:hAnsi="Arial" w:eastAsia="Arial" w:cs="Arial"/>
-                <w:i w:val="false"/>
-                <w:b w:val="false"/>
-                <w:u w:val="none"/>
-                <w:sz w:val="18"/>
-                <w:szCs w:val="18"/>
-                <w:color w:val="000000"/>
-              </w:rPr>
-            </w:pPr>
-            <w:r>
-              <w:rPr>
-                <w:rFonts w:ascii="Arial" w:hAnsi="Arial" w:eastAsia="Arial" w:cs="Arial"/>
-                <w:i w:val="false"/>
-                <w:b w:val="false"/>
-                <w:u w:val="none"/>
-                <w:sz w:val="18"/>
-                <w:szCs w:val="18"/>
-                <w:color w:val="000000"/>
-              </w:rPr>
-              <w:t xml:space="preserve">12 (19.0)</w:t>
-            </w:r>
-          </w:p>
-        </w:tc>
-        <w:tc>
-          <w:tcPr>
-            <w:tcBorders>
-              <w:bottom w:val="none" w:sz="0" w:space="0" w:color="000000"/>
-              <w:top w:val="none" w:sz="0" w:space="0" w:color="000000"/>
-              <w:left w:val="none" w:sz="0" w:space="0" w:color="000000"/>
-              <w:right w:val="none" w:sz="0" w:space="0" w:color="000000"/>
-            </w:tcBorders>
-            <w:shd w:val="clear" w:color="auto" w:fill="FFFFFF"/>
-            <w:tcMar>
-              <w:top w:w="0" w:type="dxa"/>
-              <w:bottom w:w="0" w:type="dxa"/>
-              <w:left w:w="0" w:type="dxa"/>
-              <w:right w:w="0" w:type="dxa"/>
-            </w:tcMar>
-            <w:vAlign w:val="center"/>
-          </w:tcPr>
-          <w:p>
-            <w:pPr>
-              <w:pStyle w:val="Normal"/>
-              <w:jc w:val="left"/>
-              <w:pBdr>
-                <w:bottom w:val="none" w:sz="0" w:space="0" w:color="000000"/>
-                <w:top w:val="none" w:sz="0" w:space="0" w:color="000000"/>
-                <w:left w:val="none" w:sz="0" w:space="0" w:color="000000"/>
-                <w:right w:val="none" w:sz="0" w:space="0" w:color="000000"/>
-              </w:pBdr>
-              <w:spacing w:after="100" w:before="100" w:line="240"/>
-              <w:ind w:left="100" w:right="100" w:firstLine="0" w:firstLineChars="0"/>
-              <w:rPr>
-                <w:rFonts w:ascii="Arial" w:hAnsi="Arial" w:eastAsia="Arial" w:cs="Arial"/>
-                <w:i w:val="false"/>
-                <w:b w:val="false"/>
-                <w:u w:val="none"/>
-                <w:sz w:val="18"/>
-                <w:szCs w:val="18"/>
-                <w:color w:val="000000"/>
-              </w:rPr>
-            </w:pPr>
-            <w:r>
-              <w:rPr>
-                <w:rFonts w:ascii="Arial" w:hAnsi="Arial" w:eastAsia="Arial" w:cs="Arial"/>
-                <w:i w:val="false"/>
-                <w:b w:val="false"/>
-                <w:u w:val="none"/>
-                <w:sz w:val="18"/>
-                <w:szCs w:val="18"/>
-                <w:color w:val="000000"/>
-              </w:rPr>
-              <w:t xml:space="preserve">0.199</w:t>
-            </w:r>
-          </w:p>
-        </w:tc>
-        <w:tc>
-          <w:tcPr>
-            <w:tcBorders>
-              <w:bottom w:val="none" w:sz="0" w:space="0" w:color="000000"/>
-              <w:top w:val="none" w:sz="0" w:space="0" w:color="000000"/>
-              <w:left w:val="none" w:sz="0" w:space="0" w:color="000000"/>
-              <w:right w:val="none" w:sz="0" w:space="0" w:color="000000"/>
-            </w:tcBorders>
-            <w:shd w:val="clear" w:color="auto" w:fill="FFFFFF"/>
-            <w:tcMar>
-              <w:top w:w="0" w:type="dxa"/>
-              <w:bottom w:w="0" w:type="dxa"/>
-              <w:left w:w="0" w:type="dxa"/>
-              <w:right w:w="0" w:type="dxa"/>
-            </w:tcMar>
-            <w:vAlign w:val="center"/>
-          </w:tcPr>
-          <w:p>
-            <w:pPr>
-              <w:pStyle w:val="Normal"/>
-              <w:jc w:val="left"/>
-              <w:pBdr>
-                <w:bottom w:val="none" w:sz="0" w:space="0" w:color="000000"/>
-                <w:top w:val="none" w:sz="0" w:space="0" w:color="000000"/>
-                <w:left w:val="none" w:sz="0" w:space="0" w:color="000000"/>
-                <w:right w:val="none" w:sz="0" w:space="0" w:color="000000"/>
-              </w:pBdr>
-              <w:spacing w:after="100" w:before="100" w:line="240"/>
-              <w:ind w:left="100" w:right="100" w:firstLine="0" w:firstLineChars="0"/>
-              <w:rPr>
-                <w:rFonts w:ascii="Arial" w:hAnsi="Arial" w:eastAsia="Arial" w:cs="Arial"/>
-                <w:i w:val="false"/>
-                <w:b w:val="false"/>
-                <w:u w:val="none"/>
-                <w:sz w:val="18"/>
-                <w:szCs w:val="18"/>
-                <w:color w:val="000000"/>
-              </w:rPr>
-            </w:pPr>
-            <w:r>
-              <w:rPr>
-                <w:rFonts w:ascii="Arial" w:hAnsi="Arial" w:eastAsia="Arial" w:cs="Arial"/>
-                <w:i w:val="false"/>
-                <w:b w:val="false"/>
-                <w:u w:val="none"/>
-                <w:sz w:val="18"/>
-                <w:szCs w:val="18"/>
-                <w:color w:val="000000"/>
-              </w:rPr>
-              <w:t xml:space="preserve">0.987</w:t>
+              <w:t xml:space="preserve">12 (19.0%)</w:t>
+            </w:r>
+          </w:p>
+        </w:tc>
+        <w:tc>
+          <w:tcPr>
+            <w:tcBorders>
+              <w:bottom w:val="none" w:sz="0" w:space="0" w:color="000000"/>
+              <w:top w:val="none" w:sz="0" w:space="0" w:color="000000"/>
+              <w:left w:val="none" w:sz="0" w:space="0" w:color="000000"/>
+              <w:right w:val="none" w:sz="0" w:space="0" w:color="000000"/>
+            </w:tcBorders>
+            <w:shd w:val="clear" w:color="auto" w:fill="FFFFFF"/>
+            <w:tcMar>
+              <w:top w:w="0" w:type="dxa"/>
+              <w:bottom w:w="0" w:type="dxa"/>
+              <w:left w:w="0" w:type="dxa"/>
+              <w:right w:w="0" w:type="dxa"/>
+            </w:tcMar>
+            <w:vAlign w:val="center"/>
+          </w:tcPr>
+          <w:p>
+            <w:pPr>
+              <w:pStyle w:val="Normal"/>
+              <w:jc w:val="left"/>
+              <w:pBdr>
+                <w:bottom w:val="none" w:sz="0" w:space="0" w:color="000000"/>
+                <w:top w:val="none" w:sz="0" w:space="0" w:color="000000"/>
+                <w:left w:val="none" w:sz="0" w:space="0" w:color="000000"/>
+                <w:right w:val="none" w:sz="0" w:space="0" w:color="000000"/>
+              </w:pBdr>
+              <w:spacing w:after="100" w:before="100" w:line="240"/>
+              <w:ind w:left="100" w:right="100" w:firstLine="0" w:firstLineChars="0"/>
+              <w:rPr>
+                <w:rFonts w:ascii="Arial" w:hAnsi="Arial" w:eastAsia="Arial" w:cs="Arial"/>
+                <w:i w:val="false"/>
+                <w:b w:val="false"/>
+                <w:u w:val="none"/>
+                <w:sz w:val="18"/>
+                <w:szCs w:val="18"/>
+                <w:color w:val="000000"/>
+              </w:rPr>
+            </w:pPr>
+            <w:r>
+              <w:rPr>
+                <w:rFonts w:ascii="Arial" w:hAnsi="Arial" w:eastAsia="Arial" w:cs="Arial"/>
+                <w:i w:val="false"/>
+                <w:b w:val="false"/>
+                <w:u w:val="none"/>
+                <w:sz w:val="18"/>
+                <w:szCs w:val="18"/>
+                <w:color w:val="000000"/>
+              </w:rPr>
+              <w:t xml:space="preserve">80 (30.1%)</w:t>
+            </w:r>
+          </w:p>
+        </w:tc>
+        <w:tc>
+          <w:tcPr>
+            <w:tcBorders>
+              <w:bottom w:val="none" w:sz="0" w:space="0" w:color="000000"/>
+              <w:top w:val="none" w:sz="0" w:space="0" w:color="000000"/>
+              <w:left w:val="none" w:sz="0" w:space="0" w:color="000000"/>
+              <w:right w:val="none" w:sz="0" w:space="0" w:color="000000"/>
+            </w:tcBorders>
+            <w:shd w:val="clear" w:color="auto" w:fill="FFFFFF"/>
+            <w:tcMar>
+              <w:top w:w="0" w:type="dxa"/>
+              <w:bottom w:w="0" w:type="dxa"/>
+              <w:left w:w="0" w:type="dxa"/>
+              <w:right w:w="0" w:type="dxa"/>
+            </w:tcMar>
+            <w:vAlign w:val="center"/>
+          </w:tcPr>
+          <w:p>
+            <w:pPr>
+              <w:pStyle w:val="Normal"/>
+              <w:jc w:val="left"/>
+              <w:pBdr>
+                <w:bottom w:val="none" w:sz="0" w:space="0" w:color="000000"/>
+                <w:top w:val="none" w:sz="0" w:space="0" w:color="000000"/>
+                <w:left w:val="none" w:sz="0" w:space="0" w:color="000000"/>
+                <w:right w:val="none" w:sz="0" w:space="0" w:color="000000"/>
+              </w:pBdr>
+              <w:spacing w:after="100" w:before="100" w:line="240"/>
+              <w:ind w:left="100" w:right="100" w:firstLine="0" w:firstLineChars="0"/>
+              <w:rPr>
+                <w:rFonts w:ascii="Arial" w:hAnsi="Arial" w:eastAsia="Arial" w:cs="Arial"/>
+                <w:i w:val="false"/>
+                <w:b w:val="false"/>
+                <w:u w:val="none"/>
+                <w:sz w:val="18"/>
+                <w:szCs w:val="18"/>
+                <w:color w:val="000000"/>
+              </w:rPr>
+            </w:pPr>
+            <w:r>
+              <w:rPr>
+                <w:rFonts w:ascii="Arial" w:hAnsi="Arial" w:eastAsia="Arial" w:cs="Arial"/>
+                <w:i w:val="false"/>
+                <w:b w:val="false"/>
+                <w:u w:val="none"/>
+                <w:sz w:val="18"/>
+                <w:szCs w:val="18"/>
+                <w:color w:val="000000"/>
+              </w:rPr>
+              <w:t xml:space="preserve">40 (31.0%)</w:t>
+            </w:r>
+          </w:p>
+        </w:tc>
+        <w:tc>
+          <w:tcPr>
+            <w:tcBorders>
+              <w:bottom w:val="none" w:sz="0" w:space="0" w:color="000000"/>
+              <w:top w:val="none" w:sz="0" w:space="0" w:color="000000"/>
+              <w:left w:val="none" w:sz="0" w:space="0" w:color="000000"/>
+              <w:right w:val="none" w:sz="0" w:space="0" w:color="000000"/>
+            </w:tcBorders>
+            <w:shd w:val="clear" w:color="auto" w:fill="FFFFFF"/>
+            <w:tcMar>
+              <w:top w:w="0" w:type="dxa"/>
+              <w:bottom w:w="0" w:type="dxa"/>
+              <w:left w:w="0" w:type="dxa"/>
+              <w:right w:w="0" w:type="dxa"/>
+            </w:tcMar>
+            <w:vAlign w:val="center"/>
+          </w:tcPr>
+          <w:p>
+            <w:pPr>
+              <w:pStyle w:val="Normal"/>
+              <w:jc w:val="left"/>
+              <w:pBdr>
+                <w:bottom w:val="none" w:sz="0" w:space="0" w:color="000000"/>
+                <w:top w:val="none" w:sz="0" w:space="0" w:color="000000"/>
+                <w:left w:val="none" w:sz="0" w:space="0" w:color="000000"/>
+                <w:right w:val="none" w:sz="0" w:space="0" w:color="000000"/>
+              </w:pBdr>
+              <w:spacing w:after="100" w:before="100" w:line="240"/>
+              <w:ind w:left="100" w:right="100" w:firstLine="0" w:firstLineChars="0"/>
+              <w:rPr>
+                <w:rFonts w:ascii="Arial" w:hAnsi="Arial" w:eastAsia="Arial" w:cs="Arial"/>
+                <w:i w:val="false"/>
+                <w:b w:val="false"/>
+                <w:u w:val="none"/>
+                <w:sz w:val="18"/>
+                <w:szCs w:val="18"/>
+                <w:color w:val="000000"/>
+              </w:rPr>
+            </w:pPr>
+            <w:r>
+              <w:rPr>
+                <w:rFonts w:ascii="Arial" w:hAnsi="Arial" w:eastAsia="Arial" w:cs="Arial"/>
+                <w:i w:val="false"/>
+                <w:b w:val="false"/>
+                <w:u w:val="none"/>
+                <w:sz w:val="18"/>
+                <w:szCs w:val="18"/>
+                <w:color w:val="000000"/>
+              </w:rPr>
+              <w:t xml:space="preserve">0.179</w:t>
+            </w:r>
+          </w:p>
+        </w:tc>
+        <w:tc>
+          <w:tcPr>
+            <w:tcBorders>
+              <w:bottom w:val="none" w:sz="0" w:space="0" w:color="000000"/>
+              <w:top w:val="none" w:sz="0" w:space="0" w:color="000000"/>
+              <w:left w:val="none" w:sz="0" w:space="0" w:color="000000"/>
+              <w:right w:val="none" w:sz="0" w:space="0" w:color="000000"/>
+            </w:tcBorders>
+            <w:shd w:val="clear" w:color="auto" w:fill="FFFFFF"/>
+            <w:tcMar>
+              <w:top w:w="0" w:type="dxa"/>
+              <w:bottom w:w="0" w:type="dxa"/>
+              <w:left w:w="0" w:type="dxa"/>
+              <w:right w:w="0" w:type="dxa"/>
+            </w:tcMar>
+            <w:vAlign w:val="center"/>
+          </w:tcPr>
+          <w:p>
+            <w:pPr>
+              <w:pStyle w:val="Normal"/>
+              <w:jc w:val="left"/>
+              <w:pBdr>
+                <w:bottom w:val="none" w:sz="0" w:space="0" w:color="000000"/>
+                <w:top w:val="none" w:sz="0" w:space="0" w:color="000000"/>
+                <w:left w:val="none" w:sz="0" w:space="0" w:color="000000"/>
+                <w:right w:val="none" w:sz="0" w:space="0" w:color="000000"/>
+              </w:pBdr>
+              <w:spacing w:after="100" w:before="100" w:line="240"/>
+              <w:ind w:left="100" w:right="100" w:firstLine="0" w:firstLineChars="0"/>
+              <w:rPr>
+                <w:rFonts w:ascii="Arial" w:hAnsi="Arial" w:eastAsia="Arial" w:cs="Arial"/>
+                <w:i w:val="false"/>
+                <w:b w:val="false"/>
+                <w:u w:val="none"/>
+                <w:sz w:val="18"/>
+                <w:szCs w:val="18"/>
+                <w:color w:val="000000"/>
+              </w:rPr>
+            </w:pPr>
+            <w:r>
+              <w:rPr>
+                <w:rFonts w:ascii="Arial" w:hAnsi="Arial" w:eastAsia="Arial" w:cs="Arial"/>
+                <w:i w:val="false"/>
+                <w:b w:val="false"/>
+                <w:u w:val="none"/>
+                <w:sz w:val="18"/>
+                <w:szCs w:val="18"/>
+                <w:color w:val="000000"/>
+              </w:rPr>
+              <w:t xml:space="preserve">0.942</w:t>
             </w:r>
           </w:p>
         </w:tc>
@@ -5640,7 +5640,7 @@
                 <w:szCs w:val="18"/>
                 <w:color w:val="000000"/>
               </w:rPr>
-              <w:t xml:space="preserve">30 (11.3)</w:t>
+              <w:t xml:space="preserve">5 (7.9%)</w:t>
             </w:r>
           </w:p>
         </w:tc>
@@ -5693,7 +5693,7 @@
                 <w:szCs w:val="18"/>
                 <w:color w:val="000000"/>
               </w:rPr>
-              <w:t xml:space="preserve">17 (13.3)</w:t>
+              <w:t xml:space="preserve">30 (11.3%)</w:t>
             </w:r>
           </w:p>
         </w:tc>
@@ -5746,7 +5746,7 @@
                 <w:szCs w:val="18"/>
                 <w:color w:val="000000"/>
               </w:rPr>
-              <w:t xml:space="preserve">5 (7.9)</w:t>
+              <w:t xml:space="preserve">18 (14.0%)</w:t>
             </w:r>
           </w:p>
         </w:tc>
@@ -5799,60 +5799,60 @@
                 <w:szCs w:val="18"/>
                 <w:color w:val="000000"/>
               </w:rPr>
+              <w:t xml:space="preserve">0.460</w:t>
+            </w:r>
+          </w:p>
+        </w:tc>
+        <w:tc>
+          <w:tcPr>
+            <w:tcBorders>
+              <w:bottom w:val="single" w:sz="12" w:space="0" w:color="000000"/>
+              <w:top w:val="none" w:sz="0" w:space="0" w:color="000000"/>
+              <w:left w:val="none" w:sz="0" w:space="0" w:color="000000"/>
+              <w:right w:val="none" w:sz="0" w:space="0" w:color="000000"/>
+            </w:tcBorders>
+            <w:shd w:val="clear" w:color="auto" w:fill="FFFFFF"/>
+            <w:tcMar>
+              <w:top w:w="0" w:type="dxa"/>
+              <w:bottom w:w="0" w:type="dxa"/>
+              <w:left w:w="0" w:type="dxa"/>
+              <w:right w:w="0" w:type="dxa"/>
+            </w:tcMar>
+            <w:vAlign w:val="center"/>
+          </w:tcPr>
+          <w:p>
+            <w:pPr>
+              <w:pStyle w:val="Normal"/>
+              <w:jc w:val="left"/>
+              <w:pBdr>
+                <w:bottom w:val="none" w:sz="0" w:space="0" w:color="000000"/>
+                <w:top w:val="none" w:sz="0" w:space="0" w:color="000000"/>
+                <w:left w:val="none" w:sz="0" w:space="0" w:color="000000"/>
+                <w:right w:val="none" w:sz="0" w:space="0" w:color="000000"/>
+              </w:pBdr>
+              <w:spacing w:after="100" w:before="100" w:line="240"/>
+              <w:ind w:left="100" w:right="100" w:firstLine="0" w:firstLineChars="0"/>
+              <w:rPr>
+                <w:rFonts w:ascii="Arial" w:hAnsi="Arial" w:eastAsia="Arial" w:cs="Arial"/>
+                <w:i w:val="false"/>
+                <w:b w:val="false"/>
+                <w:u w:val="none"/>
+                <w:sz w:val="18"/>
+                <w:szCs w:val="18"/>
+                <w:color w:val="000000"/>
+              </w:rPr>
+            </w:pPr>
+            <w:r>
+              <w:rPr>
+                <w:rFonts w:ascii="Arial" w:hAnsi="Arial" w:eastAsia="Arial" w:cs="Arial"/>
+                <w:i w:val="false"/>
+                <w:b w:val="false"/>
+                <w:u w:val="none"/>
+                <w:sz w:val="18"/>
+                <w:szCs w:val="18"/>
+                <w:color w:val="000000"/>
+              </w:rPr>
               <w:t xml:space="preserve">0.549</w:t>
-            </w:r>
-          </w:p>
-        </w:tc>
-        <w:tc>
-          <w:tcPr>
-            <w:tcBorders>
-              <w:bottom w:val="single" w:sz="12" w:space="0" w:color="000000"/>
-              <w:top w:val="none" w:sz="0" w:space="0" w:color="000000"/>
-              <w:left w:val="none" w:sz="0" w:space="0" w:color="000000"/>
-              <w:right w:val="none" w:sz="0" w:space="0" w:color="000000"/>
-            </w:tcBorders>
-            <w:shd w:val="clear" w:color="auto" w:fill="FFFFFF"/>
-            <w:tcMar>
-              <w:top w:w="0" w:type="dxa"/>
-              <w:bottom w:w="0" w:type="dxa"/>
-              <w:left w:w="0" w:type="dxa"/>
-              <w:right w:w="0" w:type="dxa"/>
-            </w:tcMar>
-            <w:vAlign w:val="center"/>
-          </w:tcPr>
-          <w:p>
-            <w:pPr>
-              <w:pStyle w:val="Normal"/>
-              <w:jc w:val="left"/>
-              <w:pBdr>
-                <w:bottom w:val="none" w:sz="0" w:space="0" w:color="000000"/>
-                <w:top w:val="none" w:sz="0" w:space="0" w:color="000000"/>
-                <w:left w:val="none" w:sz="0" w:space="0" w:color="000000"/>
-                <w:right w:val="none" w:sz="0" w:space="0" w:color="000000"/>
-              </w:pBdr>
-              <w:spacing w:after="100" w:before="100" w:line="240"/>
-              <w:ind w:left="100" w:right="100" w:firstLine="0" w:firstLineChars="0"/>
-              <w:rPr>
-                <w:rFonts w:ascii="Arial" w:hAnsi="Arial" w:eastAsia="Arial" w:cs="Arial"/>
-                <w:i w:val="false"/>
-                <w:b w:val="false"/>
-                <w:u w:val="none"/>
-                <w:sz w:val="18"/>
-                <w:szCs w:val="18"/>
-                <w:color w:val="000000"/>
-              </w:rPr>
-            </w:pPr>
-            <w:r>
-              <w:rPr>
-                <w:rFonts w:ascii="Arial" w:hAnsi="Arial" w:eastAsia="Arial" w:cs="Arial"/>
-                <w:i w:val="false"/>
-                <w:b w:val="false"/>
-                <w:u w:val="none"/>
-                <w:sz w:val="18"/>
-                <w:szCs w:val="18"/>
-                <w:color w:val="000000"/>
-              </w:rPr>
-              <w:t xml:space="preserve">0.693</w:t>
             </w:r>
           </w:p>
         </w:tc>
